--- a/대본/1부/02화_Coffee_with_Priya.docx
+++ b/대본/1부/02화_Coffee_with_Priya.docx
@@ -2,7 +2,7 @@
 <file path=word/document.xml><?xml version="1.0" encoding="utf-8"?>
 <w:document xmlns:w="http://schemas.openxmlformats.org/wordprocessingml/2006/main" xmlns:m="http://schemas.openxmlformats.org/officeDocument/2006/math" xmlns:r="http://schemas.openxmlformats.org/officeDocument/2006/relationships" xmlns:o="urn:schemas-microsoft-com:office:office" xmlns:v="urn:schemas-microsoft-com:vml" xmlns:w10="urn:schemas-microsoft-com:office:word" xmlns:a="http://schemas.openxmlformats.org/drawingml/2006/main" xmlns:pic="http://schemas.openxmlformats.org/drawingml/2006/picture" xmlns:wp="http://schemas.openxmlformats.org/drawingml/2006/wordprocessingDrawing">
   <w:body>
-    <w:bookmarkStart w:id="31" w:name="ship-it-1부-2화"/>
+    <w:bookmarkStart w:id="32" w:name="ship-it-1부-2화"/>
     <w:p>
       <w:pPr>
         <w:pStyle w:val="Heading1"/>
@@ -65,7 +65,7 @@
         <w:t xml:space="preserve"> </w:t>
       </w:r>
       <w:r>
-        <w:t xml:space="preserve">- 규칙: 지문 없음. 전 화 100% 「화자명: 대사」. 1턴 15단어 이내.</w:t>
+        <w:t xml:space="preserve">- 규칙: 지문 없음. 전 화 100% 「화자명: 대사」. 1턴 15단어 이내 + 긴 턴 10~15회(25~35단어).</w:t>
       </w:r>
       <w:r>
         <w:t xml:space="preserve"> </w:t>
@@ -376,13 +376,13 @@
         </w:numPr>
       </w:pPr>
       <w:r>
-        <w:t xml:space="preserve">NOAH: Yeah. Her nose turned gray. We were in the ER all night.</w:t>
-      </w:r>
-      <w:r>
-        <w:t xml:space="preserve"> </w:t>
-      </w:r>
-      <w:r>
-        <w:t xml:space="preserve">노아: 응. 코가 잿빛으로 변했어. 밤새 응급실에 있었고.</w:t>
+        <w:t xml:space="preserve">NOAH: Yeah. Her nose turned gray, and it spread fast. We were in the ER all night, and honestly, I’ve never been that scared in my whole life.</w:t>
+      </w:r>
+      <w:r>
+        <w:t xml:space="preserve"> </w:t>
+      </w:r>
+      <w:r>
+        <w:t xml:space="preserve">노아: 응. 코가 잿빛으로 변했는데, 순식간에 번졌어. 밤새 응급실에 있었고, 솔직히 살면서 그렇게 무서웠던 적은 처음이야.</w:t>
       </w:r>
     </w:p>
     <w:p>
@@ -556,13 +556,13 @@
         </w:numPr>
       </w:pPr>
       <w:r>
-        <w:t xml:space="preserve">NOAH: Just look. It’s a net. The knots break, but only with the enzyme.</w:t>
-      </w:r>
-      <w:r>
-        <w:t xml:space="preserve"> </w:t>
-      </w:r>
-      <w:r>
-        <w:t xml:space="preserve">노아: 그냥 봐 봐. 그물이야. 매듭이 끊어져. 단, 효소가 닿을 때만.</w:t>
+        <w:t xml:space="preserve">NOAH: Just look. It’s a net, and the knots hold it together for months. But the knots only break when the enzyme touches them, so a doctor could dissolve it quickly.</w:t>
+      </w:r>
+      <w:r>
+        <w:t xml:space="preserve"> </w:t>
+      </w:r>
+      <w:r>
+        <w:t xml:space="preserve">노아: 그냥 봐 봐. 그물이야. 매듭들이 몇 달 동안 그물을 붙잡고 있어. 근데 매듭은 효소가 닿을 때만 끊어져. 그러니까 의사가 빨리 녹일 수 있는 거지.</w:t>
       </w:r>
     </w:p>
     <w:p>
@@ -877,13 +877,13 @@
         </w:numPr>
       </w:pPr>
       <w:r>
-        <w:t xml:space="preserve">PRIYA: In a test tube, it dissolved two point four times faster.</w:t>
-      </w:r>
-      <w:r>
-        <w:t xml:space="preserve"> </w:t>
-      </w:r>
-      <w:r>
-        <w:t xml:space="preserve">프리야: 시험관에서는 2.4배 빨리 녹았어.</w:t>
+        <w:t xml:space="preserve">PRIYA: In a test tube, it dissolved two point four times faster. That’s a real result, and I’m proud of it, but please remember it was a small lab experiment, nothing more.</w:t>
+      </w:r>
+      <w:r>
+        <w:t xml:space="preserve"> </w:t>
+      </w:r>
+      <w:r>
+        <w:t xml:space="preserve">프리야: 시험관에서는 2.4배 빨리 녹았어. 진짜 결과고 나도 자랑스러워. 근데 그건 작은 실험실 실험이었을 뿐이라는 걸 꼭 기억해 줘. 그 이상은 아니야.</w:t>
       </w:r>
     </w:p>
     <w:p>
@@ -945,13 +945,13 @@
         </w:numPr>
       </w:pPr>
       <w:r>
-        <w:t xml:space="preserve">PRIYA: Nobody asked. I graduated, Halvern hired me, life happened.</w:t>
-      </w:r>
-      <w:r>
-        <w:t xml:space="preserve"> </w:t>
-      </w:r>
-      <w:r>
-        <w:t xml:space="preserve">프리야: 아무도 안 물어봤으니까. 졸업했고, 할번이 날 뽑았고, 그렇게 살았지.</w:t>
+        <w:t xml:space="preserve">PRIYA: Nobody asked. I graduated, Halvern hired me, and life happened. To be honest, I thought the idea was interesting, but I never believed anyone would pay to build it.</w:t>
+      </w:r>
+      <w:r>
+        <w:t xml:space="preserve"> </w:t>
+      </w:r>
+      <w:r>
+        <w:t xml:space="preserve">프리야: 아무도 안 물어봤으니까. 졸업했고, 할번이 날 뽑았고, 그렇게 살았지. 솔직히 아이디어는 흥미롭다고 생각했지만, 누가 돈을 들여서 만들 거라고는 한 번도 생각 안 했어.</w:t>
       </w:r>
     </w:p>
     <w:p>
@@ -1054,13 +1054,13 @@
         </w:numPr>
       </w:pPr>
       <w:r>
-        <w:t xml:space="preserve">NOAH: Every injector who’s ever had a complication. That’s who.</w:t>
-      </w:r>
-      <w:r>
-        <w:t xml:space="preserve"> </w:t>
-      </w:r>
-      <w:r>
-        <w:t xml:space="preserve">노아: 부작용을 한 번이라도 겪어 본 모든 시술자. 그 사람들이 원해.</w:t>
+        <w:t xml:space="preserve">NOAH: Every injector who’s ever had a complication. That’s who. Last night I watched a doctor fight a filler that wouldn’t dissolve, and believe me, she would have wanted your chapter four.</w:t>
+      </w:r>
+      <w:r>
+        <w:t xml:space="preserve"> </w:t>
+      </w:r>
+      <w:r>
+        <w:t xml:space="preserve">노아: 부작용을 한 번이라도 겪어 본 모든 시술자. 그 사람들이 원해. 어젯밤에 의사 선생님이 녹지 않는 필러랑 씨름하는 걸 지켜봤어. 정말이야, 그분이라면 네 4장을 간절히 원했을 거야.</w:t>
       </w:r>
     </w:p>
     <w:p>
@@ -1088,13 +1088,13 @@
         </w:numPr>
       </w:pPr>
       <w:r>
-        <w:t xml:space="preserve">NOAH: I don’t have the numbers yet. But the doctor said it’s growing.</w:t>
-      </w:r>
-      <w:r>
-        <w:t xml:space="preserve"> </w:t>
-      </w:r>
-      <w:r>
-        <w:t xml:space="preserve">노아: 아직 숫자는 없어. 근데 의사 선생님이 늘고 있다고 했어.</w:t>
+        <w:t xml:space="preserve">NOAH: I don’t have the numbers yet, and I know that’s a problem. But the doctor said complications are growing, because more people are getting filler at cheap places like Lily did.</w:t>
+      </w:r>
+      <w:r>
+        <w:t xml:space="preserve"> </w:t>
+      </w:r>
+      <w:r>
+        <w:t xml:space="preserve">노아: 아직 숫자는 없어. 그게 문제라는 것도 알아. 근데 의사 선생님이 부작용이 늘고 있다고 했어. 릴리처럼 싼 곳에서 필러를 맞는 사람이 많아지고 있으니까.</w:t>
       </w:r>
     </w:p>
     <w:p>
@@ -1318,13 +1318,13 @@
         </w:numPr>
       </w:pPr>
       <w:r>
-        <w:t xml:space="preserve">NOAH: Owning the market, the money, the story. I know how fillers sell.</w:t>
-      </w:r>
-      <w:r>
-        <w:t xml:space="preserve"> </w:t>
-      </w:r>
-      <w:r>
-        <w:t xml:space="preserve">노아: 시장, 돈, 스토리 담당. 난 필러가 어떻게 팔리는지 알아.</w:t>
+        <w:t xml:space="preserve">NOAH: Owning the market, the money, the story. I sell Lumaderm to doctors every day, so I know how fillers sell, who buys them, and what makes an injector trust a new product.</w:t>
+      </w:r>
+      <w:r>
+        <w:t xml:space="preserve"> </w:t>
+      </w:r>
+      <w:r>
+        <w:t xml:space="preserve">노아: 시장, 돈, 스토리 담당. 난 매일 의사들한테 루마덤을 팔아. 그래서 필러가 어떻게 팔리는지, 누가 사는지, 시술자가 새 제품을 믿게 만드는 게 뭔지 알아.</w:t>
       </w:r>
     </w:p>
     <w:p>
@@ -1471,13 +1471,13 @@
         </w:numPr>
       </w:pPr>
       <w:r>
-        <w:t xml:space="preserve">PRIYA: A few months. For a product that needs years.</w:t>
-      </w:r>
-      <w:r>
-        <w:t xml:space="preserve"> </w:t>
-      </w:r>
-      <w:r>
-        <w:t xml:space="preserve">프리야: 몇 달. 몇 년이 걸리는 제품에.</w:t>
+        <w:t xml:space="preserve">PRIYA: A few months. For a product that needs years. Noah, I’m not saying no, but if the money runs out before the science works, then we both lose everything.</w:t>
+      </w:r>
+      <w:r>
+        <w:t xml:space="preserve"> </w:t>
+      </w:r>
+      <w:r>
+        <w:t xml:space="preserve">프리야: 몇 달. 몇 년이 걸리는 제품에. 노아, 안 한다는 게 아니야. 근데 과학이 성공하기 전에 돈이 떨어지면, 우리 둘 다 전부 잃는 거야.</w:t>
       </w:r>
     </w:p>
     <w:p>
@@ -1676,13 +1676,13 @@
         </w:numPr>
       </w:pPr>
       <w:r>
-        <w:t xml:space="preserve">NOAH: Equity. A real share of the company. And your science, finally used.</w:t>
-      </w:r>
-      <w:r>
-        <w:t xml:space="preserve"> </w:t>
-      </w:r>
-      <w:r>
-        <w:t xml:space="preserve">노아: 지분. 회사의 진짜 몫. 그리고 마침내 쓰이게 될 네 연구.</w:t>
+        <w:t xml:space="preserve">NOAH: Equity. A real share of the company, not a salary someone else decides. And your science, finally used, which means chapter four helps real patients instead of sitting on a shelf.</w:t>
+      </w:r>
+      <w:r>
+        <w:t xml:space="preserve"> </w:t>
+      </w:r>
+      <w:r>
+        <w:t xml:space="preserve">노아: 지분. 남이 정해 주는 월급이 아니라 회사의 진짜 몫. 그리고 마침내 쓰이게 될 네 연구. 4장이 책장에 꽂혀 있는 대신 진짜 환자들을 돕게 된다는 뜻이야.</w:t>
       </w:r>
     </w:p>
     <w:p>
@@ -1805,13 +1805,13 @@
         </w:numPr>
       </w:pPr>
       <w:r>
-        <w:t xml:space="preserve">PRIYA: Most people don’t. If I quit, I have sixty days.</w:t>
-      </w:r>
-      <w:r>
-        <w:t xml:space="preserve"> </w:t>
-      </w:r>
-      <w:r>
-        <w:t xml:space="preserve">프리야: 대부분 그래. 내가 그만두면 60일이 주어져.</w:t>
+        <w:t xml:space="preserve">PRIYA: Most people don’t. My visa is tied to Halvern, which means my right to stay here depends on my job. If I quit, I have sixty days.</w:t>
+      </w:r>
+      <w:r>
+        <w:t xml:space="preserve"> </w:t>
+      </w:r>
+      <w:r>
+        <w:t xml:space="preserve">프리야: 대부분 그래. 내 비자는 할번에 묶여 있어. 그러니까 내가 여기 머물 권리가 직장에 달려 있다는 뜻이야. 내가 그만두면 60일이 주어져.</w:t>
       </w:r>
     </w:p>
     <w:p>
@@ -1941,13 +1941,13 @@
         </w:numPr>
       </w:pPr>
       <w:r>
-        <w:t xml:space="preserve">PRIYA: Halvern owns anything I invent while I work there. It’s in my contract.</w:t>
-      </w:r>
-      <w:r>
-        <w:t xml:space="preserve"> </w:t>
-      </w:r>
-      <w:r>
-        <w:t xml:space="preserve">프리야: 내가 거기 다니는 동안 발명한 건 전부 할번 소유야. 계약서에 있어.</w:t>
+        <w:t xml:space="preserve">PRIYA: Halvern owns anything I invent while I work there. It’s in my contract, and I signed it without thinking, like everyone does. So weekend work could still belong to them.</w:t>
+      </w:r>
+      <w:r>
+        <w:t xml:space="preserve"> </w:t>
+      </w:r>
+      <w:r>
+        <w:t xml:space="preserve">프리야: 내가 거기 다니는 동안 발명한 건 전부 할번 소유야. 계약서에 있어. 다들 그렇듯이 나도 별생각 없이 서명했지. 그러니까 주말에 한 일도 할번 것이 될 수 있어.</w:t>
       </w:r>
     </w:p>
     <w:p>
@@ -1958,13 +1958,13 @@
         </w:numPr>
       </w:pPr>
       <w:r>
-        <w:t xml:space="preserve">NOAH: Even on weekends? Even at home?</w:t>
-      </w:r>
-      <w:r>
-        <w:t xml:space="preserve"> </w:t>
-      </w:r>
-      <w:r>
-        <w:t xml:space="preserve">노아: 주말에도? 집에서 해도?</w:t>
+        <w:t xml:space="preserve">NOAH: Even at home? On my own kitchen table?</w:t>
+      </w:r>
+      <w:r>
+        <w:t xml:space="preserve"> </w:t>
+      </w:r>
+      <w:r>
+        <w:t xml:space="preserve">노아: 집에서 해도? 우리 집 식탁에서 해도?</w:t>
       </w:r>
     </w:p>
     <w:p>
@@ -2009,13 +2009,13 @@
         </w:numPr>
       </w:pPr>
       <w:r>
-        <w:t xml:space="preserve">PRIYA: Not completely. My thesis is public. I published it before Halvern hired me.</w:t>
-      </w:r>
-      <w:r>
-        <w:t xml:space="preserve"> </w:t>
-      </w:r>
-      <w:r>
-        <w:t xml:space="preserve">프리야: 완전히는 아니야. 내 논문은 공개돼 있어. 할번 입사 전에 발표했거든.</w:t>
+        <w:t xml:space="preserve">PRIYA: Not completely. My thesis is public. I published it before Halvern hired me, so chapter four existed before my contract did. That could matter a lot.</w:t>
+      </w:r>
+      <w:r>
+        <w:t xml:space="preserve"> </w:t>
+      </w:r>
+      <w:r>
+        <w:t xml:space="preserve">프리야: 완전히는 아니야. 내 논문은 공개돼 있어. 할번 입사 전에 발표했거든. 그러니까 4장은 내 계약서보다 먼저 존재했던 거야. 그게 아주 중요할 수 있어.</w:t>
       </w:r>
     </w:p>
     <w:p>
@@ -2306,13 +2306,13 @@
         </w:numPr>
       </w:pPr>
       <w:r>
-        <w:t xml:space="preserve">PRIYA: It’s better than I remembered. I’m in. On two conditions.</w:t>
-      </w:r>
-      <w:r>
-        <w:t xml:space="preserve"> </w:t>
-      </w:r>
-      <w:r>
-        <w:t xml:space="preserve">프리야: 기억보다 괜찮더라. 할게. 조건이 두 가지 있어.</w:t>
+        <w:t xml:space="preserve">PRIYA: It’s better than I remembered. The chemistry is solid, and your napkin finally makes sense to me. So I’m in, Noah. But I’m in on two conditions, and they aren’t negotiable.</w:t>
+      </w:r>
+      <w:r>
+        <w:t xml:space="preserve"> </w:t>
+      </w:r>
+      <w:r>
+        <w:t xml:space="preserve">프리야: 기억보다 괜찮더라. 화학은 탄탄하고, 네 냅킨도 이제야 이해가 돼. 그러니까 할게, 노아. 근데 조건이 두 가지 있어. 그리고 그건 협상 불가야.</w:t>
       </w:r>
     </w:p>
     <w:p>
@@ -2374,13 +2374,13 @@
         </w:numPr>
       </w:pPr>
       <w:r>
-        <w:t xml:space="preserve">PRIYA: You jump first. Quit Halvern, then I’ll figure out my visa.</w:t>
-      </w:r>
-      <w:r>
-        <w:t xml:space="preserve"> </w:t>
-      </w:r>
-      <w:r>
-        <w:t xml:space="preserve">프리야: 네가 먼저 뛰어내려. 할번 그만둬. 그럼 난 비자 문제를 해결해 볼게.</w:t>
+        <w:t xml:space="preserve">PRIYA: You jump first. Quit Halvern, and then I’ll figure out my visa. I’m not being unfair, Noah. I just can’t risk my home until I know you’re really committed.</w:t>
+      </w:r>
+      <w:r>
+        <w:t xml:space="preserve"> </w:t>
+      </w:r>
+      <w:r>
+        <w:t xml:space="preserve">프리야: 네가 먼저 뛰어내려. 할번 그만둬. 그다음에 내가 비자 문제를 해결해 볼게. 불공평하게 구는 게 아니야, 노아. 네가 정말 진심이라는 걸 알기 전에는 내 집을 걸 수가 없어서 그래.</w:t>
       </w:r>
     </w:p>
     <w:p>
@@ -2426,7 +2426,7 @@
     </w:p>
     <w:bookmarkEnd w:id="25"/>
     <w:bookmarkEnd w:id="26"/>
-    <w:bookmarkStart w:id="30" w:name="학습-부록"/>
+    <w:bookmarkStart w:id="31" w:name="학습-부록"/>
     <w:p>
       <w:pPr>
         <w:pStyle w:val="Heading2"/>
@@ -3202,8 +3202,346 @@
       </w:r>
     </w:p>
     <w:bookmarkEnd w:id="29"/>
+    <w:bookmarkStart w:id="30" w:name="긴-발화-분석"/>
+    <w:p>
+      <w:pPr>
+        <w:pStyle w:val="Heading3"/>
+      </w:pPr>
+      <w:r>
+        <w:t xml:space="preserve">④ 긴 발화 분석</w:t>
+      </w:r>
+    </w:p>
+    <w:p>
+      <w:pPr>
+        <w:pStyle w:val="BlockText"/>
+      </w:pPr>
+      <w:r>
+        <w:rPr>
+          <w:bCs/>
+          <w:b/>
+        </w:rPr>
+        <w:t xml:space="preserve">118턴 PRIYA:</w:t>
+      </w:r>
+      <w:r>
+        <w:t xml:space="preserve"> </w:t>
+      </w:r>
+      <w:r>
+        <w:t xml:space="preserve">“</w:t>
+      </w:r>
+      <w:r>
+        <w:t xml:space="preserve">You jump first. Quit Halvern, and then I’ll figure out my visa. I’m not being unfair, Noah. I just can’t risk my home until I know you’re really committed.</w:t>
+      </w:r>
+      <w:r>
+        <w:t xml:space="preserve">”</w:t>
+      </w:r>
+    </w:p>
+    <w:tbl>
+      <w:tblPr>
+        <w:tblStyle w:val="Table"/>
+        <w:tblW w:type="pct" w:w="5000"/>
+        <w:tblLook w:firstRow="1" w:lastRow="0" w:firstColumn="0" w:lastColumn="0" w:noHBand="0" w:noVBand="0" w:val="0020"/>
+        <w:jc w:val="start"/>
+      </w:tblPr>
+      <w:tblGrid>
+        <w:gridCol w:w="2640"/>
+        <w:gridCol w:w="2640"/>
+        <w:gridCol w:w="2640"/>
+      </w:tblGrid>
+      <w:tr>
+        <w:trPr>
+          <w:tblHeader w:val="true"/>
+        </w:trPr>
+        <w:tc>
+          <w:tcPr/>
+          <w:p>
+            <w:pPr>
+              <w:pStyle w:val="Compact"/>
+              <w:jc w:val="left"/>
+            </w:pPr>
+            <w:r>
+              <w:t xml:space="preserve">구조</w:t>
+            </w:r>
+          </w:p>
+        </w:tc>
+        <w:tc>
+          <w:tcPr/>
+          <w:p>
+            <w:pPr>
+              <w:pStyle w:val="Compact"/>
+              <w:jc w:val="left"/>
+            </w:pPr>
+            <w:r>
+              <w:t xml:space="preserve">영어</w:t>
+            </w:r>
+          </w:p>
+        </w:tc>
+        <w:tc>
+          <w:tcPr/>
+          <w:p>
+            <w:pPr>
+              <w:pStyle w:val="Compact"/>
+              <w:jc w:val="left"/>
+            </w:pPr>
+            <w:r>
+              <w:t xml:space="preserve">기능</w:t>
+            </w:r>
+          </w:p>
+        </w:tc>
+      </w:tr>
+      <w:tr>
+        <w:tc>
+          <w:tcPr/>
+          <w:p>
+            <w:pPr>
+              <w:pStyle w:val="Compact"/>
+              <w:jc w:val="left"/>
+            </w:pPr>
+            <w:r>
+              <w:t xml:space="preserve">① 조건(한 줄 요구)</w:t>
+            </w:r>
+          </w:p>
+        </w:tc>
+        <w:tc>
+          <w:tcPr/>
+          <w:p>
+            <w:pPr>
+              <w:pStyle w:val="Compact"/>
+              <w:jc w:val="left"/>
+            </w:pPr>
+            <w:r>
+              <w:t xml:space="preserve">You jump first.</w:t>
+            </w:r>
+          </w:p>
+        </w:tc>
+        <w:tc>
+          <w:tcPr/>
+          <w:p>
+            <w:pPr>
+              <w:pStyle w:val="Compact"/>
+              <w:jc w:val="left"/>
+            </w:pPr>
+            <w:r>
+              <w:t xml:space="preserve">원하는 것을 짧고 강하게 먼저 제시</w:t>
+            </w:r>
+          </w:p>
+        </w:tc>
+      </w:tr>
+      <w:tr>
+        <w:tc>
+          <w:tcPr/>
+          <w:p>
+            <w:pPr>
+              <w:pStyle w:val="Compact"/>
+              <w:jc w:val="left"/>
+            </w:pPr>
+            <w:r>
+              <w:t xml:space="preserve">② 순서(행동 → 대가)</w:t>
+            </w:r>
+          </w:p>
+        </w:tc>
+        <w:tc>
+          <w:tcPr/>
+          <w:p>
+            <w:pPr>
+              <w:pStyle w:val="Compact"/>
+              <w:jc w:val="left"/>
+            </w:pPr>
+            <w:r>
+              <w:t xml:space="preserve">Quit Halvern, and then I’ll figure out my visa.</w:t>
+            </w:r>
+          </w:p>
+        </w:tc>
+        <w:tc>
+          <w:tcPr/>
+          <w:p>
+            <w:pPr>
+              <w:pStyle w:val="Compact"/>
+              <w:jc w:val="left"/>
+            </w:pPr>
+            <w:r>
+              <w:t xml:space="preserve">상대가 할 일과 내가 할 일을 순서대로 연결</w:t>
+            </w:r>
+          </w:p>
+        </w:tc>
+      </w:tr>
+      <w:tr>
+        <w:tc>
+          <w:tcPr/>
+          <w:p>
+            <w:pPr>
+              <w:pStyle w:val="Compact"/>
+              <w:jc w:val="left"/>
+            </w:pPr>
+            <w:r>
+              <w:t xml:space="preserve">③ 오해 차단</w:t>
+            </w:r>
+          </w:p>
+        </w:tc>
+        <w:tc>
+          <w:tcPr/>
+          <w:p>
+            <w:pPr>
+              <w:pStyle w:val="Compact"/>
+              <w:jc w:val="left"/>
+            </w:pPr>
+            <w:r>
+              <w:t xml:space="preserve">I’m not being unfair, Noah.</w:t>
+            </w:r>
+          </w:p>
+        </w:tc>
+        <w:tc>
+          <w:tcPr/>
+          <w:p>
+            <w:pPr>
+              <w:pStyle w:val="Compact"/>
+              <w:jc w:val="left"/>
+            </w:pPr>
+            <w:r>
+              <w:t xml:space="preserve">조건이 공격으로 들리지 않도록 미리 해명</w:t>
+            </w:r>
+          </w:p>
+        </w:tc>
+      </w:tr>
+      <w:tr>
+        <w:tc>
+          <w:tcPr/>
+          <w:p>
+            <w:pPr>
+              <w:pStyle w:val="Compact"/>
+              <w:jc w:val="left"/>
+            </w:pPr>
+            <w:r>
+              <w:t xml:space="preserve">④ 이유(감정 + 리스크)</w:t>
+            </w:r>
+          </w:p>
+        </w:tc>
+        <w:tc>
+          <w:tcPr/>
+          <w:p>
+            <w:pPr>
+              <w:pStyle w:val="Compact"/>
+              <w:jc w:val="left"/>
+            </w:pPr>
+            <w:r>
+              <w:t xml:space="preserve">I just can’t risk my home until I know you’re really committed.</w:t>
+            </w:r>
+          </w:p>
+        </w:tc>
+        <w:tc>
+          <w:tcPr/>
+          <w:p>
+            <w:pPr>
+              <w:pStyle w:val="Compact"/>
+              <w:jc w:val="left"/>
+            </w:pPr>
+            <w:r>
+              <w:t xml:space="preserve">조건 뒤에 있는 진짜 리스크를 솔직하게 공유</w:t>
+            </w:r>
+          </w:p>
+        </w:tc>
+      </w:tr>
+    </w:tbl>
+    <w:p>
+      <w:pPr>
+        <w:pStyle w:val="BodyText"/>
+      </w:pPr>
+      <w:r>
+        <w:rPr>
+          <w:bCs/>
+          <w:b/>
+        </w:rPr>
+        <w:t xml:space="preserve">활용 패턴:</w:t>
+      </w:r>
+      <w:r>
+        <w:t xml:space="preserve"> </w:t>
+      </w:r>
+      <w:r>
+        <w:t xml:space="preserve">조건 한 줄 →</w:t>
+      </w:r>
+      <w:r>
+        <w:t xml:space="preserve"> </w:t>
+      </w:r>
+      <w:r>
+        <w:t xml:space="preserve">“</w:t>
+      </w:r>
+      <w:r>
+        <w:t xml:space="preserve">A, and then B</w:t>
+      </w:r>
+      <w:r>
+        <w:t xml:space="preserve">”</w:t>
+      </w:r>
+      <w:r>
+        <w:t xml:space="preserve"> </w:t>
+      </w:r>
+      <w:r>
+        <w:t xml:space="preserve">→</w:t>
+      </w:r>
+      <w:r>
+        <w:t xml:space="preserve"> </w:t>
+      </w:r>
+      <w:r>
+        <w:t xml:space="preserve">“</w:t>
+      </w:r>
+      <w:r>
+        <w:t xml:space="preserve">I’m not being…</w:t>
+      </w:r>
+      <w:r>
+        <w:t xml:space="preserve">”</w:t>
+      </w:r>
+      <w:r>
+        <w:t xml:space="preserve"> </w:t>
+      </w:r>
+      <w:r>
+        <w:t xml:space="preserve">→</w:t>
+      </w:r>
+      <w:r>
+        <w:t xml:space="preserve"> </w:t>
+      </w:r>
+      <w:r>
+        <w:t xml:space="preserve">“</w:t>
+      </w:r>
+      <w:r>
+        <w:t xml:space="preserve">I just can’t… until…</w:t>
+      </w:r>
+      <w:r>
+        <w:t xml:space="preserve">”</w:t>
+      </w:r>
+      <w:r>
+        <w:t xml:space="preserve"> </w:t>
+      </w:r>
+      <w:r>
+        <w:rPr>
+          <w:bCs/>
+          <w:b/>
+        </w:rPr>
+        <w:t xml:space="preserve">연결 표현:</w:t>
+      </w:r>
+      <w:r>
+        <w:t xml:space="preserve"> </w:t>
+      </w:r>
+      <w:r>
+        <w:t xml:space="preserve">and then(그다음에) · I’m not being unfair(불공평하게 구는 게 아니다) · until I know…(~을 알기 전까지는)</w:t>
+      </w:r>
+      <w:r>
+        <w:t xml:space="preserve"> </w:t>
+      </w:r>
+      <w:r>
+        <w:rPr>
+          <w:bCs/>
+          <w:b/>
+        </w:rPr>
+        <w:t xml:space="preserve">연습:</w:t>
+      </w:r>
+      <w:r>
+        <w:t xml:space="preserve"> </w:t>
+      </w:r>
+      <w:r>
+        <w:t xml:space="preserve">파트너사에 선입금을 먼저 요구하는 상황을 같은 구조로 30단어 안팎으로 말해 보기.</w:t>
+      </w:r>
+    </w:p>
     <w:bookmarkEnd w:id="30"/>
     <w:bookmarkEnd w:id="31"/>
+    <w:bookmarkEnd w:id="32"/>
     <w:sectPr/>
   </w:body>
 </w:document>

--- a/대본/1부/02화_Coffee_with_Priya.docx
+++ b/대본/1부/02화_Coffee_with_Priya.docx
@@ -2,7 +2,7 @@
 <file path=word/document.xml><?xml version="1.0" encoding="utf-8"?>
 <w:document xmlns:w="http://schemas.openxmlformats.org/wordprocessingml/2006/main" xmlns:m="http://schemas.openxmlformats.org/officeDocument/2006/math" xmlns:r="http://schemas.openxmlformats.org/officeDocument/2006/relationships" xmlns:o="urn:schemas-microsoft-com:office:office" xmlns:v="urn:schemas-microsoft-com:vml" xmlns:w10="urn:schemas-microsoft-com:office:word" xmlns:a="http://schemas.openxmlformats.org/drawingml/2006/main" xmlns:pic="http://schemas.openxmlformats.org/drawingml/2006/picture" xmlns:wp="http://schemas.openxmlformats.org/drawingml/2006/wordprocessingDrawing">
   <w:body>
-    <w:bookmarkStart w:id="32" w:name="ship-it-1부-2화"/>
+    <w:bookmarkStart w:id="38" w:name="ship-it-1부-2화"/>
     <w:p>
       <w:pPr>
         <w:pStyle w:val="Heading1"/>
@@ -183,257 +183,122 @@
     </w:p>
     <w:p>
       <w:pPr>
-        <w:numPr>
-          <w:ilvl w:val="0"/>
-          <w:numId w:val="1001"/>
-        </w:numPr>
+        <w:pStyle w:val="FirstParagraph"/>
       </w:pPr>
       <w:r>
         <w:t xml:space="preserve">SAM: Morning! What can I get you?</w:t>
       </w:r>
-      <w:r>
-        <w:t xml:space="preserve"> </w:t>
-      </w:r>
-      <w:r>
-        <w:t xml:space="preserve">샘: 안녕하세요! 뭐 드릴까요?</w:t>
-      </w:r>
-    </w:p>
-    <w:p>
-      <w:pPr>
-        <w:numPr>
-          <w:ilvl w:val="0"/>
-          <w:numId w:val="1001"/>
-        </w:numPr>
+    </w:p>
+    <w:p>
+      <w:pPr>
+        <w:pStyle w:val="BodyText"/>
       </w:pPr>
       <w:r>
         <w:t xml:space="preserve">NOAH: Large black coffee, please. The largest you have.</w:t>
       </w:r>
-      <w:r>
-        <w:t xml:space="preserve"> </w:t>
-      </w:r>
-      <w:r>
-        <w:t xml:space="preserve">노아: 큰 사이즈 블랙커피 주세요. 제일 큰 걸로요.</w:t>
-      </w:r>
-    </w:p>
-    <w:p>
-      <w:pPr>
-        <w:numPr>
-          <w:ilvl w:val="0"/>
-          <w:numId w:val="1001"/>
-        </w:numPr>
+    </w:p>
+    <w:p>
+      <w:pPr>
+        <w:pStyle w:val="BodyText"/>
       </w:pPr>
       <w:r>
         <w:t xml:space="preserve">SAM: Rough night?</w:t>
       </w:r>
-      <w:r>
-        <w:t xml:space="preserve"> </w:t>
-      </w:r>
-      <w:r>
-        <w:t xml:space="preserve">샘: 힘든 밤이셨나 봐요?</w:t>
-      </w:r>
-    </w:p>
-    <w:p>
-      <w:pPr>
-        <w:numPr>
-          <w:ilvl w:val="0"/>
-          <w:numId w:val="1001"/>
-        </w:numPr>
+    </w:p>
+    <w:p>
+      <w:pPr>
+        <w:pStyle w:val="BodyText"/>
       </w:pPr>
       <w:r>
         <w:t xml:space="preserve">NOAH: You have no idea.</w:t>
       </w:r>
-      <w:r>
-        <w:t xml:space="preserve"> </w:t>
-      </w:r>
-      <w:r>
-        <w:t xml:space="preserve">노아: 상상도 못 하실 거예요.</w:t>
-      </w:r>
-    </w:p>
-    <w:p>
-      <w:pPr>
-        <w:numPr>
-          <w:ilvl w:val="0"/>
-          <w:numId w:val="1001"/>
-        </w:numPr>
+    </w:p>
+    <w:p>
+      <w:pPr>
+        <w:pStyle w:val="BodyText"/>
       </w:pPr>
       <w:r>
         <w:t xml:space="preserve">PRIYA: He’s right, Sam. Look at him. He looks terrible.</w:t>
       </w:r>
-      <w:r>
-        <w:t xml:space="preserve"> </w:t>
-      </w:r>
-      <w:r>
-        <w:t xml:space="preserve">프리야: 샘 말이 맞아. 얘 좀 봐. 몰골이 말이 아니네.</w:t>
-      </w:r>
-    </w:p>
-    <w:p>
-      <w:pPr>
-        <w:numPr>
-          <w:ilvl w:val="0"/>
-          <w:numId w:val="1001"/>
-        </w:numPr>
+    </w:p>
+    <w:p>
+      <w:pPr>
+        <w:pStyle w:val="BodyText"/>
       </w:pPr>
       <w:r>
         <w:t xml:space="preserve">NOAH: Thanks, Priya. Good to see you too.</w:t>
       </w:r>
-      <w:r>
-        <w:t xml:space="preserve"> </w:t>
-      </w:r>
-      <w:r>
-        <w:t xml:space="preserve">노아: 고마워, 프리야. 나도 반가워.</w:t>
-      </w:r>
-    </w:p>
-    <w:p>
-      <w:pPr>
-        <w:numPr>
-          <w:ilvl w:val="0"/>
-          <w:numId w:val="1001"/>
-        </w:numPr>
+    </w:p>
+    <w:p>
+      <w:pPr>
+        <w:pStyle w:val="BodyText"/>
       </w:pPr>
       <w:r>
         <w:t xml:space="preserve">PRIYA: Oat milk latte for me, Sam. Extra hot.</w:t>
       </w:r>
-      <w:r>
-        <w:t xml:space="preserve"> </w:t>
-      </w:r>
-      <w:r>
-        <w:t xml:space="preserve">프리야: 샘, 난 오트밀크 라테. 아주 뜨겁게.</w:t>
-      </w:r>
-    </w:p>
-    <w:p>
-      <w:pPr>
-        <w:numPr>
-          <w:ilvl w:val="0"/>
-          <w:numId w:val="1001"/>
-        </w:numPr>
+    </w:p>
+    <w:p>
+      <w:pPr>
+        <w:pStyle w:val="BodyText"/>
       </w:pPr>
       <w:r>
         <w:t xml:space="preserve">SAM: Coming right up. Grab a seat, I’ll bring them over.</w:t>
       </w:r>
-      <w:r>
-        <w:t xml:space="preserve"> </w:t>
-      </w:r>
-      <w:r>
-        <w:t xml:space="preserve">샘: 바로 해 드릴게요. 앉아 계시면 가져다드릴게요.</w:t>
-      </w:r>
-    </w:p>
-    <w:p>
-      <w:pPr>
-        <w:numPr>
-          <w:ilvl w:val="0"/>
-          <w:numId w:val="1001"/>
-        </w:numPr>
+    </w:p>
+    <w:p>
+      <w:pPr>
+        <w:pStyle w:val="BodyText"/>
       </w:pPr>
       <w:r>
         <w:t xml:space="preserve">PRIYA: So. Who almost died? You said someone almost did.</w:t>
       </w:r>
-      <w:r>
-        <w:t xml:space="preserve"> </w:t>
-      </w:r>
-      <w:r>
-        <w:t xml:space="preserve">프리야: 그래서. 누가 죽을 뻔했는데? 그렇게 말했잖아.</w:t>
-      </w:r>
-    </w:p>
-    <w:p>
-      <w:pPr>
-        <w:numPr>
-          <w:ilvl w:val="0"/>
-          <w:numId w:val="1001"/>
-        </w:numPr>
+    </w:p>
+    <w:p>
+      <w:pPr>
+        <w:pStyle w:val="BodyText"/>
       </w:pPr>
       <w:r>
         <w:t xml:space="preserve">NOAH: Lily. My sister. She got filler at a cheap med spa.</w:t>
       </w:r>
-      <w:r>
-        <w:t xml:space="preserve"> </w:t>
-      </w:r>
-      <w:r>
-        <w:t xml:space="preserve">노아: 릴리. 내 여동생. 싸구려 메디스파에서 필러를 맞았어.</w:t>
-      </w:r>
-    </w:p>
-    <w:p>
-      <w:pPr>
-        <w:numPr>
-          <w:ilvl w:val="0"/>
-          <w:numId w:val="1001"/>
-        </w:numPr>
+    </w:p>
+    <w:p>
+      <w:pPr>
+        <w:pStyle w:val="BodyText"/>
       </w:pPr>
       <w:r>
         <w:t xml:space="preserve">PRIYA: Oh no. A vascular occlusion?</w:t>
       </w:r>
-      <w:r>
-        <w:t xml:space="preserve"> </w:t>
-      </w:r>
-      <w:r>
-        <w:t xml:space="preserve">프리야: 세상에. 혈관 폐색이야?</w:t>
-      </w:r>
-    </w:p>
-    <w:p>
-      <w:pPr>
-        <w:numPr>
-          <w:ilvl w:val="0"/>
-          <w:numId w:val="1001"/>
-        </w:numPr>
+    </w:p>
+    <w:p>
+      <w:pPr>
+        <w:pStyle w:val="BodyText"/>
       </w:pPr>
       <w:r>
         <w:t xml:space="preserve">NOAH: Yeah. Her nose turned gray, and it spread fast. We were in the ER all night, and honestly, I’ve never been that scared in my whole life.</w:t>
       </w:r>
-      <w:r>
-        <w:t xml:space="preserve"> </w:t>
-      </w:r>
-      <w:r>
-        <w:t xml:space="preserve">노아: 응. 코가 잿빛으로 변했는데, 순식간에 번졌어. 밤새 응급실에 있었고, 솔직히 살면서 그렇게 무서웠던 적은 처음이야.</w:t>
-      </w:r>
-    </w:p>
-    <w:p>
-      <w:pPr>
-        <w:numPr>
-          <w:ilvl w:val="0"/>
-          <w:numId w:val="1001"/>
-        </w:numPr>
+    </w:p>
+    <w:p>
+      <w:pPr>
+        <w:pStyle w:val="BodyText"/>
       </w:pPr>
       <w:r>
         <w:t xml:space="preserve">PRIYA: Is she okay? Tell me she’s okay.</w:t>
       </w:r>
-      <w:r>
-        <w:t xml:space="preserve"> </w:t>
-      </w:r>
-      <w:r>
-        <w:t xml:space="preserve">프리야: 괜찮아? 괜찮다고 말해 줘.</w:t>
-      </w:r>
-    </w:p>
-    <w:p>
-      <w:pPr>
-        <w:numPr>
-          <w:ilvl w:val="0"/>
-          <w:numId w:val="1001"/>
-        </w:numPr>
+    </w:p>
+    <w:p>
+      <w:pPr>
+        <w:pStyle w:val="BodyText"/>
       </w:pPr>
       <w:r>
         <w:t xml:space="preserve">NOAH: She’s okay. Maybe a small scar. The doctor was amazing.</w:t>
       </w:r>
-      <w:r>
-        <w:t xml:space="preserve"> </w:t>
-      </w:r>
-      <w:r>
-        <w:t xml:space="preserve">노아: 괜찮아. 작은 흉터가 남을 수도 있고. 의사 선생님이 대단했어.</w:t>
-      </w:r>
-    </w:p>
-    <w:p>
-      <w:pPr>
-        <w:numPr>
-          <w:ilvl w:val="0"/>
-          <w:numId w:val="1001"/>
-        </w:numPr>
+    </w:p>
+    <w:p>
+      <w:pPr>
+        <w:pStyle w:val="BodyText"/>
       </w:pPr>
       <w:r>
         <w:t xml:space="preserve">PRIYA: Thank God. Okay. Now tell me why I brought my thesis.</w:t>
-      </w:r>
-      <w:r>
-        <w:t xml:space="preserve"> </w:t>
-      </w:r>
-      <w:r>
-        <w:t xml:space="preserve">프리야: 다행이다. 좋아. 이제 내가 왜 논문을 들고 왔는지 말해 봐.</w:t>
       </w:r>
     </w:p>
     <w:bookmarkEnd w:id="21"/>
@@ -448,197 +313,95 @@
     </w:p>
     <w:p>
       <w:pPr>
-        <w:numPr>
-          <w:ilvl w:val="0"/>
-          <w:numId w:val="1002"/>
-        </w:numPr>
+        <w:pStyle w:val="FirstParagraph"/>
       </w:pPr>
       <w:r>
         <w:t xml:space="preserve">NOAH: The filler was Lumaderm. My product, Priya. The one I market.</w:t>
       </w:r>
-      <w:r>
-        <w:t xml:space="preserve"> </w:t>
-      </w:r>
-      <w:r>
-        <w:t xml:space="preserve">노아: 그 필러가 루마덤이었어. 내 제품 말이야, 프리야. 내가 마케팅하는 거.</w:t>
-      </w:r>
-    </w:p>
-    <w:p>
-      <w:pPr>
-        <w:numPr>
-          <w:ilvl w:val="0"/>
-          <w:numId w:val="1002"/>
-        </w:numPr>
+    </w:p>
+    <w:p>
+      <w:pPr>
+        <w:pStyle w:val="BodyText"/>
       </w:pPr>
       <w:r>
         <w:t xml:space="preserve">PRIYA: Ouch. That must have been a strange night.</w:t>
       </w:r>
-      <w:r>
-        <w:t xml:space="preserve"> </w:t>
-      </w:r>
-      <w:r>
-        <w:t xml:space="preserve">프리야: 아이고. 이상한 밤이었겠다.</w:t>
-      </w:r>
-    </w:p>
-    <w:p>
-      <w:pPr>
-        <w:numPr>
-          <w:ilvl w:val="0"/>
-          <w:numId w:val="1002"/>
-        </w:numPr>
+    </w:p>
+    <w:p>
+      <w:pPr>
+        <w:pStyle w:val="BodyText"/>
       </w:pPr>
       <w:r>
         <w:t xml:space="preserve">NOAH: The doctor needed two rounds of enzyme. It took forever to dissolve.</w:t>
       </w:r>
-      <w:r>
-        <w:t xml:space="preserve"> </w:t>
-      </w:r>
-      <w:r>
-        <w:t xml:space="preserve">노아: 의사가 효소를 두 번이나 놔야 했어. 녹는 데 한참 걸렸고.</w:t>
-      </w:r>
-    </w:p>
-    <w:p>
-      <w:pPr>
-        <w:numPr>
-          <w:ilvl w:val="0"/>
-          <w:numId w:val="1002"/>
-        </w:numPr>
+    </w:p>
+    <w:p>
+      <w:pPr>
+        <w:pStyle w:val="BodyText"/>
       </w:pPr>
       <w:r>
         <w:t xml:space="preserve">PRIYA: Because Lumaderm is heavily crosslinked. It’s built to resist the enzyme.</w:t>
       </w:r>
-      <w:r>
-        <w:t xml:space="preserve"> </w:t>
-      </w:r>
-      <w:r>
-        <w:t xml:space="preserve">프리야: 루마덤은 가교가 아주 촘촘하니까. 효소에 버티도록 만든 거잖아.</w:t>
-      </w:r>
-    </w:p>
-    <w:p>
-      <w:pPr>
-        <w:numPr>
-          <w:ilvl w:val="0"/>
-          <w:numId w:val="1002"/>
-        </w:numPr>
+    </w:p>
+    <w:p>
+      <w:pPr>
+        <w:pStyle w:val="BodyText"/>
       </w:pPr>
       <w:r>
         <w:t xml:space="preserve">NOAH: Exactly. So here’s the thing. Look at this napkin.</w:t>
       </w:r>
-      <w:r>
-        <w:t xml:space="preserve"> </w:t>
-      </w:r>
-      <w:r>
-        <w:t xml:space="preserve">노아: 바로 그거야. 그래서 요점은 이거야. 이 냅킨 좀 봐.</w:t>
-      </w:r>
-    </w:p>
-    <w:p>
-      <w:pPr>
-        <w:numPr>
-          <w:ilvl w:val="0"/>
-          <w:numId w:val="1002"/>
-        </w:numPr>
+    </w:p>
+    <w:p>
+      <w:pPr>
+        <w:pStyle w:val="BodyText"/>
       </w:pPr>
       <w:r>
         <w:t xml:space="preserve">PRIYA: You’re still drawing on napkins? We’re thirty-two years old.</w:t>
       </w:r>
-      <w:r>
-        <w:t xml:space="preserve"> </w:t>
-      </w:r>
-      <w:r>
-        <w:t xml:space="preserve">프리야: 너 아직도 냅킨에 그림 그려? 우리 서른두 살이야.</w:t>
-      </w:r>
-    </w:p>
-    <w:p>
-      <w:pPr>
-        <w:numPr>
-          <w:ilvl w:val="0"/>
-          <w:numId w:val="1002"/>
-        </w:numPr>
+    </w:p>
+    <w:p>
+      <w:pPr>
+        <w:pStyle w:val="BodyText"/>
       </w:pPr>
       <w:r>
         <w:t xml:space="preserve">NOAH: Just look. It’s a net, and the knots hold it together for months. But the knots only break when the enzyme touches them, so a doctor could dissolve it quickly.</w:t>
       </w:r>
-      <w:r>
-        <w:t xml:space="preserve"> </w:t>
-      </w:r>
-      <w:r>
-        <w:t xml:space="preserve">노아: 그냥 봐 봐. 그물이야. 매듭들이 몇 달 동안 그물을 붙잡고 있어. 근데 매듭은 효소가 닿을 때만 끊어져. 그러니까 의사가 빨리 녹일 수 있는 거지.</w:t>
-      </w:r>
-    </w:p>
-    <w:p>
-      <w:pPr>
-        <w:numPr>
-          <w:ilvl w:val="0"/>
-          <w:numId w:val="1002"/>
-        </w:numPr>
+    </w:p>
+    <w:p>
+      <w:pPr>
+        <w:pStyle w:val="BodyText"/>
       </w:pPr>
       <w:r>
         <w:t xml:space="preserve">PRIYA: Who drew the nice version? This line work isn’t yours.</w:t>
       </w:r>
-      <w:r>
-        <w:t xml:space="preserve"> </w:t>
-      </w:r>
-      <w:r>
-        <w:t xml:space="preserve">프리야: 깔끔한 버전은 누가 그렸어? 이 선은 네 솜씨가 아닌데.</w:t>
-      </w:r>
-    </w:p>
-    <w:p>
-      <w:pPr>
-        <w:numPr>
-          <w:ilvl w:val="0"/>
-          <w:numId w:val="1002"/>
-        </w:numPr>
+    </w:p>
+    <w:p>
+      <w:pPr>
+        <w:pStyle w:val="BodyText"/>
       </w:pPr>
       <w:r>
         <w:t xml:space="preserve">NOAH: Lily. At six a.m. In a hospital bed.</w:t>
       </w:r>
-      <w:r>
-        <w:t xml:space="preserve"> </w:t>
-      </w:r>
-      <w:r>
-        <w:t xml:space="preserve">노아: 릴리. 새벽 6시에. 병원 침대에서.</w:t>
-      </w:r>
-    </w:p>
-    <w:p>
-      <w:pPr>
-        <w:numPr>
-          <w:ilvl w:val="0"/>
-          <w:numId w:val="1002"/>
-        </w:numPr>
+    </w:p>
+    <w:p>
+      <w:pPr>
+        <w:pStyle w:val="BodyText"/>
       </w:pPr>
       <w:r>
         <w:t xml:space="preserve">PRIYA: Of course. Okay. So you want a filler that lasts, but dissolves fast.</w:t>
       </w:r>
-      <w:r>
-        <w:t xml:space="preserve"> </w:t>
-      </w:r>
-      <w:r>
-        <w:t xml:space="preserve">프리야: 그렇겠지. 좋아. 그러니까 오래가면서도 빨리 녹는 필러를 원한다는 거네.</w:t>
-      </w:r>
-    </w:p>
-    <w:p>
-      <w:pPr>
-        <w:numPr>
-          <w:ilvl w:val="0"/>
-          <w:numId w:val="1002"/>
-        </w:numPr>
+    </w:p>
+    <w:p>
+      <w:pPr>
+        <w:pStyle w:val="BodyText"/>
       </w:pPr>
       <w:r>
         <w:t xml:space="preserve">NOAH: Basically, yes. A filler you can take back.</w:t>
       </w:r>
-      <w:r>
-        <w:t xml:space="preserve"> </w:t>
-      </w:r>
-      <w:r>
-        <w:t xml:space="preserve">노아: 기본적으로는 그렇지. 되돌릴 수 있는 필러.</w:t>
-      </w:r>
-    </w:p>
-    <w:p>
-      <w:pPr>
-        <w:numPr>
-          <w:ilvl w:val="0"/>
-          <w:numId w:val="1002"/>
-        </w:numPr>
+    </w:p>
+    <w:p>
+      <w:pPr>
+        <w:pStyle w:val="BodyText"/>
       </w:pPr>
       <w:r>
         <w:t xml:space="preserve">PRIYA: Define</w:t>
@@ -661,11 +424,21 @@
       <w:r>
         <w:t xml:space="preserve">How fast? How long should it last?</w:t>
       </w:r>
-      <w:r>
-        <w:t xml:space="preserve"> </w:t>
-      </w:r>
-      <w:r>
-        <w:t xml:space="preserve">프리야:</w:t>
+    </w:p>
+    <w:p>
+      <w:pPr>
+        <w:pStyle w:val="BodyText"/>
+      </w:pPr>
+      <w:r>
+        <w:t xml:space="preserve">NOAH: Twelve months, like Lumaderm. And dissolve, I don’t know, much faster.</w:t>
+      </w:r>
+    </w:p>
+    <w:p>
+      <w:pPr>
+        <w:pStyle w:val="BodyText"/>
+      </w:pPr>
+      <w:r>
+        <w:t xml:space="preserve">PRIYA:</w:t>
       </w:r>
       <w:r>
         <w:t xml:space="preserve"> </w:t>
@@ -674,38 +447,185 @@
         <w:t xml:space="preserve">“</w:t>
       </w:r>
       <w:r>
-        <w:t xml:space="preserve">기본적으로</w:t>
+        <w:t xml:space="preserve">Much faster</w:t>
       </w:r>
       <w:r>
         <w:t xml:space="preserve">”</w:t>
       </w:r>
       <w:r>
-        <w:t xml:space="preserve">가 뭔데. 얼마나 빨리? 얼마나 오래가야 하는데?</w:t>
-      </w:r>
-    </w:p>
-    <w:p>
-      <w:pPr>
-        <w:numPr>
-          <w:ilvl w:val="0"/>
-          <w:numId w:val="1002"/>
-        </w:numPr>
-      </w:pPr>
-      <w:r>
-        <w:t xml:space="preserve">NOAH: Twelve months, like Lumaderm. And dissolve, I don’t know, much faster.</w:t>
-      </w:r>
-      <w:r>
-        <w:t xml:space="preserve"> </w:t>
-      </w:r>
-      <w:r>
-        <w:t xml:space="preserve">노아: 루마덤처럼 12개월. 녹는 건, 글쎄, 훨씬 더 빨리.</w:t>
-      </w:r>
-    </w:p>
-    <w:p>
-      <w:pPr>
-        <w:numPr>
-          <w:ilvl w:val="0"/>
-          <w:numId w:val="1002"/>
-        </w:numPr>
+        <w:t xml:space="preserve"> </w:t>
+      </w:r>
+      <w:r>
+        <w:t xml:space="preserve">isn’t a number, Noah.</w:t>
+      </w:r>
+    </w:p>
+    <w:p>
+      <w:pPr>
+        <w:pStyle w:val="BodyText"/>
+      </w:pPr>
+      <w:r>
+        <w:t xml:space="preserve">NOAH: Fine. Three times faster. Is that a number?</w:t>
+      </w:r>
+    </w:p>
+    <w:p>
+      <w:pPr>
+        <w:pStyle w:val="BodyText"/>
+      </w:pPr>
+      <w:r>
+        <w:t xml:space="preserve">PRIYA: That’s a number. A very ambitious number.</w:t>
+      </w:r>
+    </w:p>
+    <w:p>
+      <w:pPr>
+        <w:pStyle w:val="BodyText"/>
+      </w:pPr>
+      <w:r>
+        <w:t xml:space="preserve">NOAH: But possible? Your thesis was about this, right?</w:t>
+      </w:r>
+    </w:p>
+    <w:p>
+      <w:pPr>
+        <w:pStyle w:val="BodyText"/>
+      </w:pPr>
+      <w:r>
+        <w:t xml:space="preserve">PRIYA: Chapter four. Enzyme-sensitive crosslinkers. Weak links on purpose.</w:t>
+      </w:r>
+    </w:p>
+    <w:p>
+      <w:pPr>
+        <w:pStyle w:val="BodyText"/>
+      </w:pPr>
+      <w:r>
+        <w:t xml:space="preserve">NOAH: In plain English, please. I’m running on two hours of sleep.</w:t>
+      </w:r>
+    </w:p>
+    <w:p>
+      <w:pPr>
+        <w:pStyle w:val="BodyText"/>
+      </w:pPr>
+      <w:r>
+        <w:t xml:space="preserve">PRIYA: Your knots. Strong in the body, weak against the enzyme.</w:t>
+      </w:r>
+    </w:p>
+    <w:p>
+      <w:pPr>
+        <w:pStyle w:val="BodyText"/>
+      </w:pPr>
+      <w:r>
+        <w:t xml:space="preserve">NOAH: That’s it. That’s exactly it. Did it work?</w:t>
+      </w:r>
+    </w:p>
+    <w:p>
+      <w:pPr>
+        <w:pStyle w:val="BodyText"/>
+      </w:pPr>
+      <w:r>
+        <w:t xml:space="preserve">PRIYA: In a test tube, it dissolved two point four times faster. That’s a real result, and I’m proud of it, but please remember it was a small lab experiment, nothing more.</w:t>
+      </w:r>
+    </w:p>
+    <w:p>
+      <w:pPr>
+        <w:pStyle w:val="BodyText"/>
+      </w:pPr>
+      <w:r>
+        <w:t xml:space="preserve">NOAH: Two point four! Priya, that’s huge.</w:t>
+      </w:r>
+    </w:p>
+    <w:p>
+      <w:pPr>
+        <w:pStyle w:val="BodyText"/>
+      </w:pPr>
+      <w:r>
+        <w:t xml:space="preserve">PRIYA: In a test tube. Not in a human face. Big difference.</w:t>
+      </w:r>
+    </w:p>
+    <w:p>
+      <w:pPr>
+        <w:pStyle w:val="BodyText"/>
+      </w:pPr>
+      <w:r>
+        <w:t xml:space="preserve">NOAH: Okay, but it’s a start. Why didn’t anyone build it?</w:t>
+      </w:r>
+    </w:p>
+    <w:p>
+      <w:pPr>
+        <w:pStyle w:val="BodyText"/>
+      </w:pPr>
+      <w:r>
+        <w:t xml:space="preserve">PRIYA: Nobody asked. I graduated, Halvern hired me, and life happened. To be honest, I thought the idea was interesting, but I never believed anyone would pay to build it.</w:t>
+      </w:r>
+    </w:p>
+    <w:p>
+      <w:pPr>
+        <w:pStyle w:val="BodyText"/>
+      </w:pPr>
+      <w:r>
+        <w:t xml:space="preserve">NOAH: What do you work on at Halvern?</w:t>
+      </w:r>
+    </w:p>
+    <w:p>
+      <w:pPr>
+        <w:pStyle w:val="BodyText"/>
+      </w:pPr>
+      <w:r>
+        <w:t xml:space="preserve">PRIYA: Lip filler texture. Making it feel softer. Important, but not exciting.</w:t>
+      </w:r>
+    </w:p>
+    <w:p>
+      <w:pPr>
+        <w:pStyle w:val="BodyText"/>
+      </w:pPr>
+      <w:r>
+        <w:t xml:space="preserve">NOAH: Did you ever show chapter four to Halvern?</w:t>
+      </w:r>
+    </w:p>
+    <w:p>
+      <w:pPr>
+        <w:pStyle w:val="BodyText"/>
+      </w:pPr>
+      <w:r>
+        <w:t xml:space="preserve">PRIYA: Once. My manager said,</w:t>
+      </w:r>
+      <w:r>
+        <w:t xml:space="preserve"> </w:t>
+      </w:r>
+      <w:r>
+        <w:t xml:space="preserve">“</w:t>
+      </w:r>
+      <w:r>
+        <w:t xml:space="preserve">Interesting, but who’s asking for it?</w:t>
+      </w:r>
+      <w:r>
+        <w:t xml:space="preserve">”</w:t>
+      </w:r>
+    </w:p>
+    <w:p>
+      <w:pPr>
+        <w:pStyle w:val="BodyText"/>
+      </w:pPr>
+      <w:r>
+        <w:t xml:space="preserve">NOAH: Every injector who’s ever had a complication. That’s who. Last night I watched a doctor fight a filler that wouldn’t dissolve, and believe me, she would have wanted your chapter four.</w:t>
+      </w:r>
+    </w:p>
+    <w:p>
+      <w:pPr>
+        <w:pStyle w:val="BodyText"/>
+      </w:pPr>
+      <w:r>
+        <w:t xml:space="preserve">PRIYA: Show me the data. How many complications? How often?</w:t>
+      </w:r>
+    </w:p>
+    <w:p>
+      <w:pPr>
+        <w:pStyle w:val="BodyText"/>
+      </w:pPr>
+      <w:r>
+        <w:t xml:space="preserve">NOAH: I don’t have the numbers yet, and I know that’s a problem. But the doctor said complications are growing, because more people are getting filler at cheap places like Lily did.</w:t>
+      </w:r>
+    </w:p>
+    <w:p>
+      <w:pPr>
+        <w:pStyle w:val="BodyText"/>
       </w:pPr>
       <w:r>
         <w:t xml:space="preserve">PRIYA:</w:t>
@@ -717,7 +637,7 @@
         <w:t xml:space="preserve">“</w:t>
       </w:r>
       <w:r>
-        <w:t xml:space="preserve">Much faster</w:t>
+        <w:t xml:space="preserve">A doctor said</w:t>
       </w:r>
       <w:r>
         <w:t xml:space="preserve">”</w:t>
@@ -726,442 +646,15 @@
         <w:t xml:space="preserve"> </w:t>
       </w:r>
       <w:r>
-        <w:t xml:space="preserve">isn’t a number, Noah.</w:t>
-      </w:r>
-      <w:r>
-        <w:t xml:space="preserve"> </w:t>
-      </w:r>
-      <w:r>
-        <w:t xml:space="preserve">프리야:</w:t>
-      </w:r>
-      <w:r>
-        <w:t xml:space="preserve"> </w:t>
-      </w:r>
-      <w:r>
-        <w:t xml:space="preserve">“</w:t>
-      </w:r>
-      <w:r>
-        <w:t xml:space="preserve">훨씬 더 빨리</w:t>
-      </w:r>
-      <w:r>
-        <w:t xml:space="preserve">”</w:t>
-      </w:r>
-      <w:r>
-        <w:t xml:space="preserve">는 숫자가 아니야, 노아.</w:t>
-      </w:r>
-    </w:p>
-    <w:p>
-      <w:pPr>
-        <w:numPr>
-          <w:ilvl w:val="0"/>
-          <w:numId w:val="1002"/>
-        </w:numPr>
-      </w:pPr>
-      <w:r>
-        <w:t xml:space="preserve">NOAH: Fine. Three times faster. Is that a number?</w:t>
-      </w:r>
-      <w:r>
-        <w:t xml:space="preserve"> </w:t>
-      </w:r>
-      <w:r>
-        <w:t xml:space="preserve">노아: 알았어. 세 배 빨리. 이건 숫자지?</w:t>
-      </w:r>
-    </w:p>
-    <w:p>
-      <w:pPr>
-        <w:numPr>
-          <w:ilvl w:val="0"/>
-          <w:numId w:val="1002"/>
-        </w:numPr>
-      </w:pPr>
-      <w:r>
-        <w:t xml:space="preserve">PRIYA: That’s a number. A very ambitious number.</w:t>
-      </w:r>
-      <w:r>
-        <w:t xml:space="preserve"> </w:t>
-      </w:r>
-      <w:r>
-        <w:t xml:space="preserve">프리야: 숫자네. 아주 야심 찬 숫자.</w:t>
-      </w:r>
-    </w:p>
-    <w:p>
-      <w:pPr>
-        <w:numPr>
-          <w:ilvl w:val="0"/>
-          <w:numId w:val="1002"/>
-        </w:numPr>
-      </w:pPr>
-      <w:r>
-        <w:t xml:space="preserve">NOAH: But possible? Your thesis was about this, right?</w:t>
-      </w:r>
-      <w:r>
-        <w:t xml:space="preserve"> </w:t>
-      </w:r>
-      <w:r>
-        <w:t xml:space="preserve">노아: 근데 가능해? 네 논문이 이거에 관한 거였잖아.</w:t>
-      </w:r>
-    </w:p>
-    <w:p>
-      <w:pPr>
-        <w:numPr>
-          <w:ilvl w:val="0"/>
-          <w:numId w:val="1002"/>
-        </w:numPr>
-      </w:pPr>
-      <w:r>
-        <w:t xml:space="preserve">PRIYA: Chapter four. Enzyme-sensitive crosslinkers. Weak links on purpose.</w:t>
-      </w:r>
-      <w:r>
-        <w:t xml:space="preserve"> </w:t>
-      </w:r>
-      <w:r>
-        <w:t xml:space="preserve">프리야: 4장. 효소 감응성 가교제. 일부러 약하게 만든 연결고리.</w:t>
-      </w:r>
-    </w:p>
-    <w:p>
-      <w:pPr>
-        <w:numPr>
-          <w:ilvl w:val="0"/>
-          <w:numId w:val="1002"/>
-        </w:numPr>
-      </w:pPr>
-      <w:r>
-        <w:t xml:space="preserve">NOAH: In plain English, please. I’m running on two hours of sleep.</w:t>
-      </w:r>
-      <w:r>
-        <w:t xml:space="preserve"> </w:t>
-      </w:r>
-      <w:r>
-        <w:t xml:space="preserve">노아: 쉬운 말로 해 줘. 나 두 시간밖에 못 잤어.</w:t>
-      </w:r>
-    </w:p>
-    <w:p>
-      <w:pPr>
-        <w:numPr>
-          <w:ilvl w:val="0"/>
-          <w:numId w:val="1002"/>
-        </w:numPr>
-      </w:pPr>
-      <w:r>
-        <w:t xml:space="preserve">PRIYA: Your knots. Strong in the body, weak against the enzyme.</w:t>
-      </w:r>
-      <w:r>
-        <w:t xml:space="preserve"> </w:t>
-      </w:r>
-      <w:r>
-        <w:t xml:space="preserve">프리야: 네가 말한 매듭. 몸속에선 튼튼하고, 효소 앞에선 약한 거.</w:t>
-      </w:r>
-    </w:p>
-    <w:p>
-      <w:pPr>
-        <w:numPr>
-          <w:ilvl w:val="0"/>
-          <w:numId w:val="1002"/>
-        </w:numPr>
-      </w:pPr>
-      <w:r>
-        <w:t xml:space="preserve">NOAH: That’s it. That’s exactly it. Did it work?</w:t>
-      </w:r>
-      <w:r>
-        <w:t xml:space="preserve"> </w:t>
-      </w:r>
-      <w:r>
-        <w:t xml:space="preserve">노아: 그거야. 딱 그거야. 효과가 있었어?</w:t>
-      </w:r>
-    </w:p>
-    <w:p>
-      <w:pPr>
-        <w:numPr>
-          <w:ilvl w:val="0"/>
-          <w:numId w:val="1002"/>
-        </w:numPr>
-      </w:pPr>
-      <w:r>
-        <w:t xml:space="preserve">PRIYA: In a test tube, it dissolved two point four times faster. That’s a real result, and I’m proud of it, but please remember it was a small lab experiment, nothing more.</w:t>
-      </w:r>
-      <w:r>
-        <w:t xml:space="preserve"> </w:t>
-      </w:r>
-      <w:r>
-        <w:t xml:space="preserve">프리야: 시험관에서는 2.4배 빨리 녹았어. 진짜 결과고 나도 자랑스러워. 근데 그건 작은 실험실 실험이었을 뿐이라는 걸 꼭 기억해 줘. 그 이상은 아니야.</w:t>
-      </w:r>
-    </w:p>
-    <w:p>
-      <w:pPr>
-        <w:numPr>
-          <w:ilvl w:val="0"/>
-          <w:numId w:val="1002"/>
-        </w:numPr>
-      </w:pPr>
-      <w:r>
-        <w:t xml:space="preserve">NOAH: Two point four! Priya, that’s huge.</w:t>
-      </w:r>
-      <w:r>
-        <w:t xml:space="preserve"> </w:t>
-      </w:r>
-      <w:r>
-        <w:t xml:space="preserve">노아: 2.4배! 프리야, 그거 엄청난 거잖아.</w:t>
-      </w:r>
-    </w:p>
-    <w:p>
-      <w:pPr>
-        <w:numPr>
-          <w:ilvl w:val="0"/>
-          <w:numId w:val="1002"/>
-        </w:numPr>
-      </w:pPr>
-      <w:r>
-        <w:t xml:space="preserve">PRIYA: In a test tube. Not in a human face. Big difference.</w:t>
-      </w:r>
-      <w:r>
-        <w:t xml:space="preserve"> </w:t>
-      </w:r>
-      <w:r>
-        <w:t xml:space="preserve">프리야: 시험관에서. 사람 얼굴이 아니라. 차이가 커.</w:t>
-      </w:r>
-    </w:p>
-    <w:p>
-      <w:pPr>
-        <w:numPr>
-          <w:ilvl w:val="0"/>
-          <w:numId w:val="1002"/>
-        </w:numPr>
-      </w:pPr>
-      <w:r>
-        <w:t xml:space="preserve">NOAH: Okay, but it’s a start. Why didn’t anyone build it?</w:t>
-      </w:r>
-      <w:r>
-        <w:t xml:space="preserve"> </w:t>
-      </w:r>
-      <w:r>
-        <w:t xml:space="preserve">노아: 알았어, 그래도 시작이잖아. 왜 아무도 안 만들었어?</w:t>
-      </w:r>
-    </w:p>
-    <w:p>
-      <w:pPr>
-        <w:numPr>
-          <w:ilvl w:val="0"/>
-          <w:numId w:val="1002"/>
-        </w:numPr>
-      </w:pPr>
-      <w:r>
-        <w:t xml:space="preserve">PRIYA: Nobody asked. I graduated, Halvern hired me, and life happened. To be honest, I thought the idea was interesting, but I never believed anyone would pay to build it.</w:t>
-      </w:r>
-      <w:r>
-        <w:t xml:space="preserve"> </w:t>
-      </w:r>
-      <w:r>
-        <w:t xml:space="preserve">프리야: 아무도 안 물어봤으니까. 졸업했고, 할번이 날 뽑았고, 그렇게 살았지. 솔직히 아이디어는 흥미롭다고 생각했지만, 누가 돈을 들여서 만들 거라고는 한 번도 생각 안 했어.</w:t>
-      </w:r>
-    </w:p>
-    <w:p>
-      <w:pPr>
-        <w:numPr>
-          <w:ilvl w:val="0"/>
-          <w:numId w:val="1002"/>
-        </w:numPr>
-      </w:pPr>
-      <w:r>
-        <w:t xml:space="preserve">NOAH: What do you work on at Halvern?</w:t>
-      </w:r>
-      <w:r>
-        <w:t xml:space="preserve"> </w:t>
-      </w:r>
-      <w:r>
-        <w:t xml:space="preserve">노아: 할번에선 무슨 일 해?</w:t>
-      </w:r>
-    </w:p>
-    <w:p>
-      <w:pPr>
-        <w:numPr>
-          <w:ilvl w:val="0"/>
-          <w:numId w:val="1002"/>
-        </w:numPr>
-      </w:pPr>
-      <w:r>
-        <w:t xml:space="preserve">PRIYA: Lip filler texture. Making it feel softer. Important, but not exciting.</w:t>
-      </w:r>
-      <w:r>
-        <w:t xml:space="preserve"> </w:t>
-      </w:r>
-      <w:r>
-        <w:t xml:space="preserve">프리야: 입술 필러 질감. 더 부드럽게 느껴지게 하는 거. 중요하지만 신나진 않아.</w:t>
-      </w:r>
-    </w:p>
-    <w:p>
-      <w:pPr>
-        <w:numPr>
-          <w:ilvl w:val="0"/>
-          <w:numId w:val="1002"/>
-        </w:numPr>
-      </w:pPr>
-      <w:r>
-        <w:t xml:space="preserve">NOAH: Did you ever show chapter four to Halvern?</w:t>
-      </w:r>
-      <w:r>
-        <w:t xml:space="preserve"> </w:t>
-      </w:r>
-      <w:r>
-        <w:t xml:space="preserve">노아: 4장을 할번에 보여 준 적 있어?</w:t>
-      </w:r>
-    </w:p>
-    <w:p>
-      <w:pPr>
-        <w:numPr>
-          <w:ilvl w:val="0"/>
-          <w:numId w:val="1002"/>
-        </w:numPr>
-      </w:pPr>
-      <w:r>
-        <w:t xml:space="preserve">PRIYA: Once. My manager said,</w:t>
-      </w:r>
-      <w:r>
-        <w:t xml:space="preserve"> </w:t>
-      </w:r>
-      <w:r>
-        <w:t xml:space="preserve">“</w:t>
-      </w:r>
-      <w:r>
-        <w:t xml:space="preserve">Interesting, but who’s asking for it?</w:t>
-      </w:r>
-      <w:r>
-        <w:t xml:space="preserve">”</w:t>
-      </w:r>
-      <w:r>
-        <w:t xml:space="preserve"> </w:t>
-      </w:r>
-      <w:r>
-        <w:t xml:space="preserve">프리야: 한 번. 매니저가 그러더라.</w:t>
-      </w:r>
-      <w:r>
-        <w:t xml:space="preserve"> </w:t>
-      </w:r>
-      <w:r>
-        <w:t xml:space="preserve">“</w:t>
-      </w:r>
-      <w:r>
-        <w:t xml:space="preserve">흥미롭네. 근데 누가 그걸 원해?</w:t>
-      </w:r>
-      <w:r>
-        <w:t xml:space="preserve">”</w:t>
-      </w:r>
-    </w:p>
-    <w:p>
-      <w:pPr>
-        <w:numPr>
-          <w:ilvl w:val="0"/>
-          <w:numId w:val="1002"/>
-        </w:numPr>
-      </w:pPr>
-      <w:r>
-        <w:t xml:space="preserve">NOAH: Every injector who’s ever had a complication. That’s who. Last night I watched a doctor fight a filler that wouldn’t dissolve, and believe me, she would have wanted your chapter four.</w:t>
-      </w:r>
-      <w:r>
-        <w:t xml:space="preserve"> </w:t>
-      </w:r>
-      <w:r>
-        <w:t xml:space="preserve">노아: 부작용을 한 번이라도 겪어 본 모든 시술자. 그 사람들이 원해. 어젯밤에 의사 선생님이 녹지 않는 필러랑 씨름하는 걸 지켜봤어. 정말이야, 그분이라면 네 4장을 간절히 원했을 거야.</w:t>
-      </w:r>
-    </w:p>
-    <w:p>
-      <w:pPr>
-        <w:numPr>
-          <w:ilvl w:val="0"/>
-          <w:numId w:val="1002"/>
-        </w:numPr>
-      </w:pPr>
-      <w:r>
-        <w:t xml:space="preserve">PRIYA: Show me the data. How many complications? How often?</w:t>
-      </w:r>
-      <w:r>
-        <w:t xml:space="preserve"> </w:t>
-      </w:r>
-      <w:r>
-        <w:t xml:space="preserve">프리야: 데이터를 보여 줘. 부작용이 몇 건이야? 얼마나 자주 일어나?</w:t>
-      </w:r>
-    </w:p>
-    <w:p>
-      <w:pPr>
-        <w:numPr>
-          <w:ilvl w:val="0"/>
-          <w:numId w:val="1002"/>
-        </w:numPr>
-      </w:pPr>
-      <w:r>
-        <w:t xml:space="preserve">NOAH: I don’t have the numbers yet, and I know that’s a problem. But the doctor said complications are growing, because more people are getting filler at cheap places like Lily did.</w:t>
-      </w:r>
-      <w:r>
-        <w:t xml:space="preserve"> </w:t>
-      </w:r>
-      <w:r>
-        <w:t xml:space="preserve">노아: 아직 숫자는 없어. 그게 문제라는 것도 알아. 근데 의사 선생님이 부작용이 늘고 있다고 했어. 릴리처럼 싼 곳에서 필러를 맞는 사람이 많아지고 있으니까.</w:t>
-      </w:r>
-    </w:p>
-    <w:p>
-      <w:pPr>
-        <w:numPr>
-          <w:ilvl w:val="0"/>
-          <w:numId w:val="1002"/>
-        </w:numPr>
-      </w:pPr>
-      <w:r>
-        <w:t xml:space="preserve">PRIYA:</w:t>
-      </w:r>
-      <w:r>
-        <w:t xml:space="preserve"> </w:t>
-      </w:r>
-      <w:r>
-        <w:t xml:space="preserve">“</w:t>
-      </w:r>
-      <w:r>
-        <w:t xml:space="preserve">A doctor said</w:t>
-      </w:r>
-      <w:r>
-        <w:t xml:space="preserve">”</w:t>
-      </w:r>
-      <w:r>
-        <w:t xml:space="preserve"> </w:t>
-      </w:r>
-      <w:r>
         <w:t xml:space="preserve">is a story. I need data.</w:t>
       </w:r>
-      <w:r>
-        <w:t xml:space="preserve"> </w:t>
-      </w:r>
-      <w:r>
-        <w:t xml:space="preserve">프리야:</w:t>
-      </w:r>
-      <w:r>
-        <w:t xml:space="preserve"> </w:t>
-      </w:r>
-      <w:r>
-        <w:t xml:space="preserve">“</w:t>
-      </w:r>
-      <w:r>
-        <w:t xml:space="preserve">의사가 그랬다</w:t>
-      </w:r>
-      <w:r>
-        <w:t xml:space="preserve">”</w:t>
-      </w:r>
-      <w:r>
-        <w:t xml:space="preserve">는 이야기야. 난 데이터가 필요해.</w:t>
-      </w:r>
-    </w:p>
-    <w:p>
-      <w:pPr>
-        <w:numPr>
-          <w:ilvl w:val="0"/>
-          <w:numId w:val="1002"/>
-        </w:numPr>
+    </w:p>
+    <w:p>
+      <w:pPr>
+        <w:pStyle w:val="BodyText"/>
       </w:pPr>
       <w:r>
         <w:t xml:space="preserve">NOAH: Then I’ll get you data. Give me two weeks.</w:t>
-      </w:r>
-      <w:r>
-        <w:t xml:space="preserve"> </w:t>
-      </w:r>
-      <w:r>
-        <w:t xml:space="preserve">노아: 그럼 데이터를 구해 올게. 2주만 줘.</w:t>
       </w:r>
     </w:p>
     <w:bookmarkEnd w:id="22"/>
@@ -1176,530 +669,242 @@
     </w:p>
     <w:p>
       <w:pPr>
-        <w:numPr>
-          <w:ilvl w:val="0"/>
-          <w:numId w:val="1003"/>
-        </w:numPr>
+        <w:pStyle w:val="FirstParagraph"/>
       </w:pPr>
       <w:r>
         <w:t xml:space="preserve">SAM: One large black coffee, one extra-hot oat latte.</w:t>
       </w:r>
-      <w:r>
-        <w:t xml:space="preserve"> </w:t>
-      </w:r>
-      <w:r>
-        <w:t xml:space="preserve">샘: 큰 블랙커피 하나, 아주 뜨거운 오트 라테 하나 나왔습니다.</w:t>
-      </w:r>
-    </w:p>
-    <w:p>
-      <w:pPr>
-        <w:numPr>
-          <w:ilvl w:val="0"/>
-          <w:numId w:val="1003"/>
-        </w:numPr>
+    </w:p>
+    <w:p>
+      <w:pPr>
+        <w:pStyle w:val="BodyText"/>
       </w:pPr>
       <w:r>
         <w:t xml:space="preserve">PRIYA: Thanks, Sam. He’ll need a second one soon.</w:t>
       </w:r>
-      <w:r>
-        <w:t xml:space="preserve"> </w:t>
-      </w:r>
-      <w:r>
-        <w:t xml:space="preserve">프리야: 고마워요, 샘. 얘 곧 한 잔 더 필요할 거예요.</w:t>
-      </w:r>
-    </w:p>
-    <w:p>
-      <w:pPr>
-        <w:numPr>
-          <w:ilvl w:val="0"/>
-          <w:numId w:val="1003"/>
-        </w:numPr>
+    </w:p>
+    <w:p>
+      <w:pPr>
+        <w:pStyle w:val="BodyText"/>
       </w:pPr>
       <w:r>
         <w:t xml:space="preserve">NOAH: Priya, I didn’t ask you here just to talk science.</w:t>
       </w:r>
-      <w:r>
-        <w:t xml:space="preserve"> </w:t>
-      </w:r>
-      <w:r>
-        <w:t xml:space="preserve">노아: 프리야, 과학 얘기만 하자고 부른 건 아니야.</w:t>
-      </w:r>
-    </w:p>
-    <w:p>
-      <w:pPr>
-        <w:numPr>
-          <w:ilvl w:val="0"/>
-          <w:numId w:val="1003"/>
-        </w:numPr>
+    </w:p>
+    <w:p>
+      <w:pPr>
+        <w:pStyle w:val="BodyText"/>
       </w:pPr>
       <w:r>
         <w:t xml:space="preserve">PRIYA: I know. You have your big-idea face. Say it.</w:t>
       </w:r>
-      <w:r>
-        <w:t xml:space="preserve"> </w:t>
-      </w:r>
-      <w:r>
-        <w:t xml:space="preserve">프리야: 알아. 너 큰 아이디어 떠올린 표정이야. 말해 봐.</w:t>
-      </w:r>
-    </w:p>
-    <w:p>
-      <w:pPr>
-        <w:numPr>
-          <w:ilvl w:val="0"/>
-          <w:numId w:val="1003"/>
-        </w:numPr>
+    </w:p>
+    <w:p>
+      <w:pPr>
+        <w:pStyle w:val="BodyText"/>
       </w:pPr>
       <w:r>
         <w:t xml:space="preserve">NOAH: I want to start a company. And I want you as my co-founder.</w:t>
       </w:r>
-      <w:r>
-        <w:t xml:space="preserve"> </w:t>
-      </w:r>
-      <w:r>
-        <w:t xml:space="preserve">노아: 회사를 차리고 싶어. 그리고 네가 공동창업자가 돼 줬으면 해.</w:t>
-      </w:r>
-    </w:p>
-    <w:p>
-      <w:pPr>
-        <w:numPr>
-          <w:ilvl w:val="0"/>
-          <w:numId w:val="1003"/>
-        </w:numPr>
+    </w:p>
+    <w:p>
+      <w:pPr>
+        <w:pStyle w:val="BodyText"/>
       </w:pPr>
       <w:r>
         <w:t xml:space="preserve">PRIYA: There it is.</w:t>
       </w:r>
-      <w:r>
-        <w:t xml:space="preserve"> </w:t>
-      </w:r>
-      <w:r>
-        <w:t xml:space="preserve">프리야: 나왔네.</w:t>
-      </w:r>
-    </w:p>
-    <w:p>
-      <w:pPr>
-        <w:numPr>
-          <w:ilvl w:val="0"/>
-          <w:numId w:val="1003"/>
-        </w:numPr>
+    </w:p>
+    <w:p>
+      <w:pPr>
+        <w:pStyle w:val="BodyText"/>
       </w:pPr>
       <w:r>
         <w:t xml:space="preserve">NOAH: Hear me out. You’d be CTO. You’d own the science.</w:t>
       </w:r>
-      <w:r>
-        <w:t xml:space="preserve"> </w:t>
-      </w:r>
-      <w:r>
-        <w:t xml:space="preserve">노아: 끝까지 들어 봐. 넌 CTO가 되는 거야. 과학은 전부 네 몫이고.</w:t>
-      </w:r>
-    </w:p>
-    <w:p>
-      <w:pPr>
-        <w:numPr>
-          <w:ilvl w:val="0"/>
-          <w:numId w:val="1003"/>
-        </w:numPr>
+    </w:p>
+    <w:p>
+      <w:pPr>
+        <w:pStyle w:val="BodyText"/>
       </w:pPr>
       <w:r>
         <w:t xml:space="preserve">PRIYA: And you’d be CEO. Owning… the napkins?</w:t>
       </w:r>
-      <w:r>
-        <w:t xml:space="preserve"> </w:t>
-      </w:r>
-      <w:r>
-        <w:t xml:space="preserve">프리야: 그리고 넌 CEO고. 냅킨 담당?</w:t>
-      </w:r>
-    </w:p>
-    <w:p>
-      <w:pPr>
-        <w:numPr>
-          <w:ilvl w:val="0"/>
-          <w:numId w:val="1003"/>
-        </w:numPr>
+    </w:p>
+    <w:p>
+      <w:pPr>
+        <w:pStyle w:val="BodyText"/>
       </w:pPr>
       <w:r>
         <w:t xml:space="preserve">NOAH: Owning the market, the money, the story. I sell Lumaderm to doctors every day, so I know how fillers sell, who buys them, and what makes an injector trust a new product.</w:t>
       </w:r>
-      <w:r>
-        <w:t xml:space="preserve"> </w:t>
-      </w:r>
-      <w:r>
-        <w:t xml:space="preserve">노아: 시장, 돈, 스토리 담당. 난 매일 의사들한테 루마덤을 팔아. 그래서 필러가 어떻게 팔리는지, 누가 사는지, 시술자가 새 제품을 믿게 만드는 게 뭔지 알아.</w:t>
-      </w:r>
-    </w:p>
-    <w:p>
-      <w:pPr>
-        <w:numPr>
-          <w:ilvl w:val="0"/>
-          <w:numId w:val="1003"/>
-        </w:numPr>
+    </w:p>
+    <w:p>
+      <w:pPr>
+        <w:pStyle w:val="BodyText"/>
       </w:pPr>
       <w:r>
         <w:t xml:space="preserve">PRIYA: That’s fair. You were always better at people than pipettes.</w:t>
       </w:r>
-      <w:r>
-        <w:t xml:space="preserve"> </w:t>
-      </w:r>
-      <w:r>
-        <w:t xml:space="preserve">프리야: 그건 인정. 넌 늘 피펫보다 사람을 더 잘 다뤘지.</w:t>
-      </w:r>
-    </w:p>
-    <w:p>
-      <w:pPr>
-        <w:numPr>
-          <w:ilvl w:val="0"/>
-          <w:numId w:val="1003"/>
-        </w:numPr>
+    </w:p>
+    <w:p>
+      <w:pPr>
+        <w:pStyle w:val="BodyText"/>
       </w:pPr>
       <w:r>
         <w:t xml:space="preserve">NOAH: So? What do you think?</w:t>
       </w:r>
-      <w:r>
-        <w:t xml:space="preserve"> </w:t>
-      </w:r>
-      <w:r>
-        <w:t xml:space="preserve">노아: 그래서? 어떻게 생각해?</w:t>
-      </w:r>
-    </w:p>
-    <w:p>
-      <w:pPr>
-        <w:numPr>
-          <w:ilvl w:val="0"/>
-          <w:numId w:val="1003"/>
-        </w:numPr>
+    </w:p>
+    <w:p>
+      <w:pPr>
+        <w:pStyle w:val="BodyText"/>
       </w:pPr>
       <w:r>
         <w:t xml:space="preserve">PRIYA: I think I have a lot of questions.</w:t>
       </w:r>
-      <w:r>
-        <w:t xml:space="preserve"> </w:t>
-      </w:r>
-      <w:r>
-        <w:t xml:space="preserve">프리야: 질문이 많다고 생각해.</w:t>
-      </w:r>
-    </w:p>
-    <w:p>
-      <w:pPr>
-        <w:numPr>
-          <w:ilvl w:val="0"/>
-          <w:numId w:val="1003"/>
-        </w:numPr>
+    </w:p>
+    <w:p>
+      <w:pPr>
+        <w:pStyle w:val="BodyText"/>
       </w:pPr>
       <w:r>
         <w:t xml:space="preserve">NOAH: Good. Ask me anything.</w:t>
       </w:r>
-      <w:r>
-        <w:t xml:space="preserve"> </w:t>
-      </w:r>
-      <w:r>
-        <w:t xml:space="preserve">노아: 좋아. 뭐든 물어봐.</w:t>
-      </w:r>
-    </w:p>
-    <w:p>
-      <w:pPr>
-        <w:numPr>
-          <w:ilvl w:val="0"/>
-          <w:numId w:val="1003"/>
-        </w:numPr>
+    </w:p>
+    <w:p>
+      <w:pPr>
+        <w:pStyle w:val="BodyText"/>
       </w:pPr>
       <w:r>
         <w:t xml:space="preserve">PRIYA: Where does the money come from?</w:t>
       </w:r>
-      <w:r>
-        <w:t xml:space="preserve"> </w:t>
-      </w:r>
-      <w:r>
-        <w:t xml:space="preserve">프리야: 돈은 어디서 나와?</w:t>
-      </w:r>
-    </w:p>
-    <w:p>
-      <w:pPr>
-        <w:numPr>
-          <w:ilvl w:val="0"/>
-          <w:numId w:val="1003"/>
-        </w:numPr>
+    </w:p>
+    <w:p>
+      <w:pPr>
+        <w:pStyle w:val="BodyText"/>
       </w:pPr>
       <w:r>
         <w:t xml:space="preserve">NOAH: Investors. Angels first, then venture capital.</w:t>
       </w:r>
-      <w:r>
-        <w:t xml:space="preserve"> </w:t>
-      </w:r>
-      <w:r>
-        <w:t xml:space="preserve">노아: 투자자. 먼저 엔젤, 그다음 벤처캐피털.</w:t>
-      </w:r>
-    </w:p>
-    <w:p>
-      <w:pPr>
-        <w:numPr>
-          <w:ilvl w:val="0"/>
-          <w:numId w:val="1003"/>
-        </w:numPr>
+    </w:p>
+    <w:p>
+      <w:pPr>
+        <w:pStyle w:val="BodyText"/>
       </w:pPr>
       <w:r>
         <w:t xml:space="preserve">PRIYA: And until then? I have rent, Noah.</w:t>
       </w:r>
-      <w:r>
-        <w:t xml:space="preserve"> </w:t>
-      </w:r>
-      <w:r>
-        <w:t xml:space="preserve">프리야: 그때까지는? 나 월세 내야 해, 노아.</w:t>
-      </w:r>
-    </w:p>
-    <w:p>
-      <w:pPr>
-        <w:numPr>
-          <w:ilvl w:val="0"/>
-          <w:numId w:val="1003"/>
-        </w:numPr>
+    </w:p>
+    <w:p>
+      <w:pPr>
+        <w:pStyle w:val="BodyText"/>
       </w:pPr>
       <w:r>
         <w:t xml:space="preserve">NOAH: I have some savings. Enough for a few months.</w:t>
       </w:r>
-      <w:r>
-        <w:t xml:space="preserve"> </w:t>
-      </w:r>
-      <w:r>
-        <w:t xml:space="preserve">노아: 모아 둔 돈이 좀 있어. 몇 달은 버틸 만큼.</w:t>
-      </w:r>
-    </w:p>
-    <w:p>
-      <w:pPr>
-        <w:numPr>
-          <w:ilvl w:val="0"/>
-          <w:numId w:val="1003"/>
-        </w:numPr>
+    </w:p>
+    <w:p>
+      <w:pPr>
+        <w:pStyle w:val="BodyText"/>
       </w:pPr>
       <w:r>
         <w:t xml:space="preserve">PRIYA: A few months. For a product that needs years. Noah, I’m not saying no, but if the money runs out before the science works, then we both lose everything.</w:t>
       </w:r>
-      <w:r>
-        <w:t xml:space="preserve"> </w:t>
-      </w:r>
-      <w:r>
-        <w:t xml:space="preserve">프리야: 몇 달. 몇 년이 걸리는 제품에. 노아, 안 한다는 게 아니야. 근데 과학이 성공하기 전에 돈이 떨어지면, 우리 둘 다 전부 잃는 거야.</w:t>
-      </w:r>
-    </w:p>
-    <w:p>
-      <w:pPr>
-        <w:numPr>
-          <w:ilvl w:val="0"/>
-          <w:numId w:val="1003"/>
-        </w:numPr>
+    </w:p>
+    <w:p>
+      <w:pPr>
+        <w:pStyle w:val="BodyText"/>
       </w:pPr>
       <w:r>
         <w:t xml:space="preserve">NOAH: The doctor guessed forty million and seven years.</w:t>
       </w:r>
-      <w:r>
-        <w:t xml:space="preserve"> </w:t>
-      </w:r>
-      <w:r>
-        <w:t xml:space="preserve">노아: 의사 선생님은 4천만 달러에 7년이라고 했어.</w:t>
-      </w:r>
-    </w:p>
-    <w:p>
-      <w:pPr>
-        <w:numPr>
-          <w:ilvl w:val="0"/>
-          <w:numId w:val="1003"/>
-        </w:numPr>
+    </w:p>
+    <w:p>
+      <w:pPr>
+        <w:pStyle w:val="BodyText"/>
       </w:pPr>
       <w:r>
         <w:t xml:space="preserve">PRIYA: She’s probably right. That’s the FDA path for fillers.</w:t>
       </w:r>
-      <w:r>
-        <w:t xml:space="preserve"> </w:t>
-      </w:r>
-      <w:r>
-        <w:t xml:space="preserve">프리야: 아마 맞을 거야. 필러의 FDA 승인 과정이 그래.</w:t>
-      </w:r>
-    </w:p>
-    <w:p>
-      <w:pPr>
-        <w:numPr>
-          <w:ilvl w:val="0"/>
-          <w:numId w:val="1003"/>
-        </w:numPr>
+    </w:p>
+    <w:p>
+      <w:pPr>
+        <w:pStyle w:val="BodyText"/>
       </w:pPr>
       <w:r>
         <w:t xml:space="preserve">NOAH: So the risk is big. I know that.</w:t>
       </w:r>
-      <w:r>
-        <w:t xml:space="preserve"> </w:t>
-      </w:r>
-      <w:r>
-        <w:t xml:space="preserve">노아: 그러니까 리스크가 크지. 나도 알아.</w:t>
-      </w:r>
-    </w:p>
-    <w:p>
-      <w:pPr>
-        <w:numPr>
-          <w:ilvl w:val="0"/>
-          <w:numId w:val="1003"/>
-        </w:numPr>
+    </w:p>
+    <w:p>
+      <w:pPr>
+        <w:pStyle w:val="BodyText"/>
       </w:pPr>
       <w:r>
         <w:t xml:space="preserve">PRIYA: Do you? Who else is on the team?</w:t>
       </w:r>
-      <w:r>
-        <w:t xml:space="preserve"> </w:t>
-      </w:r>
-      <w:r>
-        <w:t xml:space="preserve">프리야: 정말 알아? 팀에 또 누가 있는데?</w:t>
-      </w:r>
-    </w:p>
-    <w:p>
-      <w:pPr>
-        <w:numPr>
-          <w:ilvl w:val="0"/>
-          <w:numId w:val="1003"/>
-        </w:numPr>
+    </w:p>
+    <w:p>
+      <w:pPr>
+        <w:pStyle w:val="BodyText"/>
       </w:pPr>
       <w:r>
         <w:t xml:space="preserve">NOAH: Right now? You. If you say yes.</w:t>
       </w:r>
-      <w:r>
-        <w:t xml:space="preserve"> </w:t>
-      </w:r>
-      <w:r>
-        <w:t xml:space="preserve">노아: 지금은? 너. 네가 승낙하면.</w:t>
-      </w:r>
-    </w:p>
-    <w:p>
-      <w:pPr>
-        <w:numPr>
-          <w:ilvl w:val="0"/>
-          <w:numId w:val="1003"/>
-        </w:numPr>
+    </w:p>
+    <w:p>
+      <w:pPr>
+        <w:pStyle w:val="BodyText"/>
       </w:pPr>
       <w:r>
         <w:t xml:space="preserve">PRIYA: So the team is a napkin and a maybe.</w:t>
       </w:r>
-      <w:r>
-        <w:t xml:space="preserve"> </w:t>
-      </w:r>
-      <w:r>
-        <w:t xml:space="preserve">프리야: 그러니까 팀이 냅킨 한 장이랑</w:t>
-      </w:r>
-      <w:r>
-        <w:t xml:space="preserve"> </w:t>
-      </w:r>
-      <w:r>
-        <w:t xml:space="preserve">“</w:t>
-      </w:r>
-      <w:r>
-        <w:t xml:space="preserve">아마도</w:t>
-      </w:r>
-      <w:r>
-        <w:t xml:space="preserve">”</w:t>
-      </w:r>
-      <w:r>
-        <w:t xml:space="preserve"> </w:t>
-      </w:r>
-      <w:r>
-        <w:t xml:space="preserve">하나네.</w:t>
-      </w:r>
-    </w:p>
-    <w:p>
-      <w:pPr>
-        <w:numPr>
-          <w:ilvl w:val="0"/>
-          <w:numId w:val="1003"/>
-        </w:numPr>
+    </w:p>
+    <w:p>
+      <w:pPr>
+        <w:pStyle w:val="BodyText"/>
       </w:pPr>
       <w:r>
         <w:t xml:space="preserve">NOAH: Every company starts somewhere. We’ll need manufacturing. And a doctor.</w:t>
       </w:r>
-      <w:r>
-        <w:t xml:space="preserve"> </w:t>
-      </w:r>
-      <w:r>
-        <w:t xml:space="preserve">노아: 모든 회사는 어딘가에서 시작하잖아. 생산 쪽 사람도 필요하고. 의사도.</w:t>
-      </w:r>
-    </w:p>
-    <w:p>
-      <w:pPr>
-        <w:numPr>
-          <w:ilvl w:val="0"/>
-          <w:numId w:val="1003"/>
-        </w:numPr>
+    </w:p>
+    <w:p>
+      <w:pPr>
+        <w:pStyle w:val="BodyText"/>
       </w:pPr>
       <w:r>
         <w:t xml:space="preserve">PRIYA: The doctor from last night?</w:t>
       </w:r>
-      <w:r>
-        <w:t xml:space="preserve"> </w:t>
-      </w:r>
-      <w:r>
-        <w:t xml:space="preserve">프리야: 어젯밤 그 의사?</w:t>
-      </w:r>
-    </w:p>
-    <w:p>
-      <w:pPr>
-        <w:numPr>
-          <w:ilvl w:val="0"/>
-          <w:numId w:val="1003"/>
-        </w:numPr>
+    </w:p>
+    <w:p>
+      <w:pPr>
+        <w:pStyle w:val="BodyText"/>
       </w:pPr>
       <w:r>
         <w:t xml:space="preserve">NOAH: Maybe. She called it a contradiction. But she didn’t say no.</w:t>
       </w:r>
-      <w:r>
-        <w:t xml:space="preserve"> </w:t>
-      </w:r>
-      <w:r>
-        <w:t xml:space="preserve">노아: 어쩌면. 모순이라고 하긴 했어. 근데 안 된다고는 안 했어.</w:t>
-      </w:r>
-    </w:p>
-    <w:p>
-      <w:pPr>
-        <w:numPr>
-          <w:ilvl w:val="0"/>
-          <w:numId w:val="1003"/>
-        </w:numPr>
+    </w:p>
+    <w:p>
+      <w:pPr>
+        <w:pStyle w:val="BodyText"/>
       </w:pPr>
       <w:r>
         <w:t xml:space="preserve">PRIYA: What’s in it for me, Noah? Besides no salary.</w:t>
       </w:r>
-      <w:r>
-        <w:t xml:space="preserve"> </w:t>
-      </w:r>
-      <w:r>
-        <w:t xml:space="preserve">프리야: 나한테 좋은 게 뭐야, 노아? 월급 없는 거 말고.</w:t>
-      </w:r>
-    </w:p>
-    <w:p>
-      <w:pPr>
-        <w:numPr>
-          <w:ilvl w:val="0"/>
-          <w:numId w:val="1003"/>
-        </w:numPr>
+    </w:p>
+    <w:p>
+      <w:pPr>
+        <w:pStyle w:val="BodyText"/>
       </w:pPr>
       <w:r>
         <w:t xml:space="preserve">NOAH: Equity. A real share of the company, not a salary someone else decides. And your science, finally used, which means chapter four helps real patients instead of sitting on a shelf.</w:t>
       </w:r>
-      <w:r>
-        <w:t xml:space="preserve"> </w:t>
-      </w:r>
-      <w:r>
-        <w:t xml:space="preserve">노아: 지분. 남이 정해 주는 월급이 아니라 회사의 진짜 몫. 그리고 마침내 쓰이게 될 네 연구. 4장이 책장에 꽂혀 있는 대신 진짜 환자들을 돕게 된다는 뜻이야.</w:t>
-      </w:r>
-    </w:p>
-    <w:p>
-      <w:pPr>
-        <w:numPr>
-          <w:ilvl w:val="0"/>
-          <w:numId w:val="1003"/>
-        </w:numPr>
+    </w:p>
+    <w:p>
+      <w:pPr>
+        <w:pStyle w:val="BodyText"/>
       </w:pPr>
       <w:r>
         <w:t xml:space="preserve">PRIYA: That last part is not nothing.</w:t>
-      </w:r>
-      <w:r>
-        <w:t xml:space="preserve"> </w:t>
-      </w:r>
-      <w:r>
-        <w:t xml:space="preserve">프리야: 마지막 그건, 솔직히 작은 게 아니네.</w:t>
       </w:r>
     </w:p>
     <w:bookmarkEnd w:id="23"/>
@@ -1714,442 +919,202 @@
     </w:p>
     <w:p>
       <w:pPr>
-        <w:numPr>
-          <w:ilvl w:val="0"/>
-          <w:numId w:val="1004"/>
-        </w:numPr>
+        <w:pStyle w:val="FirstParagraph"/>
       </w:pPr>
       <w:r>
         <w:t xml:space="preserve">NOAH: So you’re interested.</w:t>
       </w:r>
-      <w:r>
-        <w:t xml:space="preserve"> </w:t>
-      </w:r>
-      <w:r>
-        <w:t xml:space="preserve">노아: 그러니까 관심 있다는 거네.</w:t>
-      </w:r>
-    </w:p>
-    <w:p>
-      <w:pPr>
-        <w:numPr>
-          <w:ilvl w:val="0"/>
-          <w:numId w:val="1004"/>
-        </w:numPr>
+    </w:p>
+    <w:p>
+      <w:pPr>
+        <w:pStyle w:val="BodyText"/>
       </w:pPr>
       <w:r>
         <w:t xml:space="preserve">PRIYA: I’m interested. But it’s complicated for me.</w:t>
       </w:r>
-      <w:r>
-        <w:t xml:space="preserve"> </w:t>
-      </w:r>
-      <w:r>
-        <w:t xml:space="preserve">프리야: 관심 있어. 근데 난 사정이 복잡해.</w:t>
-      </w:r>
-    </w:p>
-    <w:p>
-      <w:pPr>
-        <w:numPr>
-          <w:ilvl w:val="0"/>
-          <w:numId w:val="1004"/>
-        </w:numPr>
+    </w:p>
+    <w:p>
+      <w:pPr>
+        <w:pStyle w:val="BodyText"/>
       </w:pPr>
       <w:r>
         <w:t xml:space="preserve">NOAH: Complicated how?</w:t>
       </w:r>
-      <w:r>
-        <w:t xml:space="preserve"> </w:t>
-      </w:r>
-      <w:r>
-        <w:t xml:space="preserve">노아: 어떻게 복잡한데?</w:t>
-      </w:r>
-    </w:p>
-    <w:p>
-      <w:pPr>
-        <w:numPr>
-          <w:ilvl w:val="0"/>
-          <w:numId w:val="1004"/>
-        </w:numPr>
+    </w:p>
+    <w:p>
+      <w:pPr>
+        <w:pStyle w:val="BodyText"/>
       </w:pPr>
       <w:r>
         <w:t xml:space="preserve">PRIYA: I’m on an H-1B visa, Noah. Halvern sponsors it.</w:t>
       </w:r>
-      <w:r>
-        <w:t xml:space="preserve"> </w:t>
-      </w:r>
-      <w:r>
-        <w:t xml:space="preserve">프리야: 나 H-1B 비자야, 노아. 할번이 스폰서고.</w:t>
-      </w:r>
-    </w:p>
-    <w:p>
-      <w:pPr>
-        <w:numPr>
-          <w:ilvl w:val="0"/>
-          <w:numId w:val="1004"/>
-        </w:numPr>
+    </w:p>
+    <w:p>
+      <w:pPr>
+        <w:pStyle w:val="BodyText"/>
       </w:pPr>
       <w:r>
         <w:t xml:space="preserve">NOAH: Oh. I didn’t even think about that.</w:t>
       </w:r>
-      <w:r>
-        <w:t xml:space="preserve"> </w:t>
-      </w:r>
-      <w:r>
-        <w:t xml:space="preserve">노아: 아. 그건 생각도 못 했네.</w:t>
-      </w:r>
-    </w:p>
-    <w:p>
-      <w:pPr>
-        <w:numPr>
-          <w:ilvl w:val="0"/>
-          <w:numId w:val="1004"/>
-        </w:numPr>
+    </w:p>
+    <w:p>
+      <w:pPr>
+        <w:pStyle w:val="BodyText"/>
       </w:pPr>
       <w:r>
         <w:t xml:space="preserve">PRIYA: Most people don’t. My visa is tied to Halvern, which means my right to stay here depends on my job. If I quit, I have sixty days.</w:t>
       </w:r>
-      <w:r>
-        <w:t xml:space="preserve"> </w:t>
-      </w:r>
-      <w:r>
-        <w:t xml:space="preserve">프리야: 대부분 그래. 내 비자는 할번에 묶여 있어. 그러니까 내가 여기 머물 권리가 직장에 달려 있다는 뜻이야. 내가 그만두면 60일이 주어져.</w:t>
-      </w:r>
-    </w:p>
-    <w:p>
-      <w:pPr>
-        <w:numPr>
-          <w:ilvl w:val="0"/>
-          <w:numId w:val="1004"/>
-        </w:numPr>
+    </w:p>
+    <w:p>
+      <w:pPr>
+        <w:pStyle w:val="BodyText"/>
       </w:pPr>
       <w:r>
         <w:t xml:space="preserve">NOAH: Sixty days for what?</w:t>
       </w:r>
-      <w:r>
-        <w:t xml:space="preserve"> </w:t>
-      </w:r>
-      <w:r>
-        <w:t xml:space="preserve">노아: 무슨 60일?</w:t>
-      </w:r>
-    </w:p>
-    <w:p>
-      <w:pPr>
-        <w:numPr>
-          <w:ilvl w:val="0"/>
-          <w:numId w:val="1004"/>
-        </w:numPr>
+    </w:p>
+    <w:p>
+      <w:pPr>
+        <w:pStyle w:val="BodyText"/>
       </w:pPr>
       <w:r>
         <w:t xml:space="preserve">PRIYA: To find a new sponsor. Or leave the country.</w:t>
       </w:r>
-      <w:r>
-        <w:t xml:space="preserve"> </w:t>
-      </w:r>
-      <w:r>
-        <w:t xml:space="preserve">프리야: 새 스폰서를 찾든가. 아니면 이 나라를 떠나든가.</w:t>
-      </w:r>
-    </w:p>
-    <w:p>
-      <w:pPr>
-        <w:numPr>
-          <w:ilvl w:val="0"/>
-          <w:numId w:val="1004"/>
-        </w:numPr>
+    </w:p>
+    <w:p>
+      <w:pPr>
+        <w:pStyle w:val="BodyText"/>
       </w:pPr>
       <w:r>
         <w:t xml:space="preserve">NOAH: Can our company sponsor you?</w:t>
       </w:r>
-      <w:r>
-        <w:t xml:space="preserve"> </w:t>
-      </w:r>
-      <w:r>
-        <w:t xml:space="preserve">노아: 우리 회사가 스폰서가 될 수는 없어?</w:t>
-      </w:r>
-    </w:p>
-    <w:p>
-      <w:pPr>
-        <w:numPr>
-          <w:ilvl w:val="0"/>
-          <w:numId w:val="1004"/>
-        </w:numPr>
+    </w:p>
+    <w:p>
+      <w:pPr>
+        <w:pStyle w:val="BodyText"/>
       </w:pPr>
       <w:r>
         <w:t xml:space="preserve">PRIYA: A company with no money and no office? It’s not that simple.</w:t>
       </w:r>
-      <w:r>
-        <w:t xml:space="preserve"> </w:t>
-      </w:r>
-      <w:r>
-        <w:t xml:space="preserve">프리야: 돈도 사무실도 없는 회사가? 그렇게 간단하지 않아.</w:t>
-      </w:r>
-    </w:p>
-    <w:p>
-      <w:pPr>
-        <w:numPr>
-          <w:ilvl w:val="0"/>
-          <w:numId w:val="1004"/>
-        </w:numPr>
+    </w:p>
+    <w:p>
+      <w:pPr>
+        <w:pStyle w:val="BodyText"/>
       </w:pPr>
       <w:r>
         <w:t xml:space="preserve">NOAH: I’m sorry, Priya. I came in here so excited.</w:t>
       </w:r>
-      <w:r>
-        <w:t xml:space="preserve"> </w:t>
-      </w:r>
-      <w:r>
-        <w:t xml:space="preserve">노아: 미안해, 프리야. 너무 들떠서 왔나 봐.</w:t>
-      </w:r>
-    </w:p>
-    <w:p>
-      <w:pPr>
-        <w:numPr>
-          <w:ilvl w:val="0"/>
-          <w:numId w:val="1004"/>
-        </w:numPr>
+    </w:p>
+    <w:p>
+      <w:pPr>
+        <w:pStyle w:val="BodyText"/>
       </w:pPr>
       <w:r>
         <w:t xml:space="preserve">PRIYA: Don’t be sorry. I’ve lived here eleven years. This is home.</w:t>
       </w:r>
-      <w:r>
-        <w:t xml:space="preserve"> </w:t>
-      </w:r>
-      <w:r>
-        <w:t xml:space="preserve">프리야: 미안해하지 마. 여기 산 지 11년이야. 여기가 내 집이야.</w:t>
-      </w:r>
-    </w:p>
-    <w:p>
-      <w:pPr>
-        <w:numPr>
-          <w:ilvl w:val="0"/>
-          <w:numId w:val="1004"/>
-        </w:numPr>
+    </w:p>
+    <w:p>
+      <w:pPr>
+        <w:pStyle w:val="BodyText"/>
       </w:pPr>
       <w:r>
         <w:t xml:space="preserve">NOAH: Then what if you keep your job? And help on weekends?</w:t>
       </w:r>
-      <w:r>
-        <w:t xml:space="preserve"> </w:t>
-      </w:r>
-      <w:r>
-        <w:t xml:space="preserve">노아: 그럼 회사는 계속 다니고? 주말에만 도와주는 건?</w:t>
-      </w:r>
-    </w:p>
-    <w:p>
-      <w:pPr>
-        <w:numPr>
-          <w:ilvl w:val="0"/>
-          <w:numId w:val="1004"/>
-        </w:numPr>
+    </w:p>
+    <w:p>
+      <w:pPr>
+        <w:pStyle w:val="BodyText"/>
       </w:pPr>
       <w:r>
         <w:t xml:space="preserve">PRIYA: Halvern owns anything I invent while I work there. It’s in my contract, and I signed it without thinking, like everyone does. So weekend work could still belong to them.</w:t>
       </w:r>
-      <w:r>
-        <w:t xml:space="preserve"> </w:t>
-      </w:r>
-      <w:r>
-        <w:t xml:space="preserve">프리야: 내가 거기 다니는 동안 발명한 건 전부 할번 소유야. 계약서에 있어. 다들 그렇듯이 나도 별생각 없이 서명했지. 그러니까 주말에 한 일도 할번 것이 될 수 있어.</w:t>
-      </w:r>
-    </w:p>
-    <w:p>
-      <w:pPr>
-        <w:numPr>
-          <w:ilvl w:val="0"/>
-          <w:numId w:val="1004"/>
-        </w:numPr>
+    </w:p>
+    <w:p>
+      <w:pPr>
+        <w:pStyle w:val="BodyText"/>
       </w:pPr>
       <w:r>
         <w:t xml:space="preserve">NOAH: Even at home? On my own kitchen table?</w:t>
       </w:r>
-      <w:r>
-        <w:t xml:space="preserve"> </w:t>
-      </w:r>
-      <w:r>
-        <w:t xml:space="preserve">노아: 집에서 해도? 우리 집 식탁에서 해도?</w:t>
-      </w:r>
-    </w:p>
-    <w:p>
-      <w:pPr>
-        <w:numPr>
-          <w:ilvl w:val="0"/>
-          <w:numId w:val="1004"/>
-        </w:numPr>
+    </w:p>
+    <w:p>
+      <w:pPr>
+        <w:pStyle w:val="BodyText"/>
       </w:pPr>
       <w:r>
         <w:t xml:space="preserve">PRIYA: Probably. Read your contract too. You have one just like it.</w:t>
       </w:r>
-      <w:r>
-        <w:t xml:space="preserve"> </w:t>
-      </w:r>
-      <w:r>
-        <w:t xml:space="preserve">프리야: 아마도. 너도 계약서 읽어 봐. 너도 똑같은 거 있을걸.</w:t>
-      </w:r>
-    </w:p>
-    <w:p>
-      <w:pPr>
-        <w:numPr>
-          <w:ilvl w:val="0"/>
-          <w:numId w:val="1004"/>
-        </w:numPr>
+    </w:p>
+    <w:p>
+      <w:pPr>
+        <w:pStyle w:val="BodyText"/>
       </w:pPr>
       <w:r>
         <w:t xml:space="preserve">NOAH: Great. So we’re both stuck.</w:t>
       </w:r>
-      <w:r>
-        <w:t xml:space="preserve"> </w:t>
-      </w:r>
-      <w:r>
-        <w:t xml:space="preserve">노아: 좋네. 그러니까 우리 둘 다 꼼짝 못 하는 거네.</w:t>
-      </w:r>
-    </w:p>
-    <w:p>
-      <w:pPr>
-        <w:numPr>
-          <w:ilvl w:val="0"/>
-          <w:numId w:val="1004"/>
-        </w:numPr>
+    </w:p>
+    <w:p>
+      <w:pPr>
+        <w:pStyle w:val="BodyText"/>
       </w:pPr>
       <w:r>
         <w:t xml:space="preserve">PRIYA: Not completely. My thesis is public. I published it before Halvern hired me, so chapter four existed before my contract did. That could matter a lot.</w:t>
       </w:r>
-      <w:r>
-        <w:t xml:space="preserve"> </w:t>
-      </w:r>
-      <w:r>
-        <w:t xml:space="preserve">프리야: 완전히는 아니야. 내 논문은 공개돼 있어. 할번 입사 전에 발표했거든. 그러니까 4장은 내 계약서보다 먼저 존재했던 거야. 그게 아주 중요할 수 있어.</w:t>
-      </w:r>
-    </w:p>
-    <w:p>
-      <w:pPr>
-        <w:numPr>
-          <w:ilvl w:val="0"/>
-          <w:numId w:val="1004"/>
-        </w:numPr>
+    </w:p>
+    <w:p>
+      <w:pPr>
+        <w:pStyle w:val="BodyText"/>
       </w:pPr>
       <w:r>
         <w:t xml:space="preserve">NOAH: So chapter four isn’t Halvern’s.</w:t>
       </w:r>
-      <w:r>
-        <w:t xml:space="preserve"> </w:t>
-      </w:r>
-      <w:r>
-        <w:t xml:space="preserve">노아: 그러니까 4장은 할번 게 아니네.</w:t>
-      </w:r>
-    </w:p>
-    <w:p>
-      <w:pPr>
-        <w:numPr>
-          <w:ilvl w:val="0"/>
-          <w:numId w:val="1004"/>
-        </w:numPr>
+    </w:p>
+    <w:p>
+      <w:pPr>
+        <w:pStyle w:val="BodyText"/>
       </w:pPr>
       <w:r>
         <w:t xml:space="preserve">PRIYA: I don’t think so. But I’m a chemist, not a lawyer.</w:t>
       </w:r>
-      <w:r>
-        <w:t xml:space="preserve"> </w:t>
-      </w:r>
-      <w:r>
-        <w:t xml:space="preserve">프리야: 아닐 거야. 근데 난 화학자지 변호사가 아니야.</w:t>
-      </w:r>
-    </w:p>
-    <w:p>
-      <w:pPr>
-        <w:numPr>
-          <w:ilvl w:val="0"/>
-          <w:numId w:val="1004"/>
-        </w:numPr>
+    </w:p>
+    <w:p>
+      <w:pPr>
+        <w:pStyle w:val="BodyText"/>
       </w:pPr>
       <w:r>
         <w:t xml:space="preserve">NOAH: Then we need a lawyer.</w:t>
       </w:r>
-      <w:r>
-        <w:t xml:space="preserve"> </w:t>
-      </w:r>
-      <w:r>
-        <w:t xml:space="preserve">노아: 그럼 변호사가 필요하네.</w:t>
-      </w:r>
-    </w:p>
-    <w:p>
-      <w:pPr>
-        <w:numPr>
-          <w:ilvl w:val="0"/>
-          <w:numId w:val="1004"/>
-        </w:numPr>
+    </w:p>
+    <w:p>
+      <w:pPr>
+        <w:pStyle w:val="BodyText"/>
       </w:pPr>
       <w:r>
         <w:t xml:space="preserve">PRIYA: Before anything else. Before money, before investors, before napkins.</w:t>
       </w:r>
-      <w:r>
-        <w:t xml:space="preserve"> </w:t>
-      </w:r>
-      <w:r>
-        <w:t xml:space="preserve">프리야: 무엇보다 먼저. 돈보다, 투자자보다, 냅킨보다 먼저.</w:t>
-      </w:r>
-    </w:p>
-    <w:p>
-      <w:pPr>
-        <w:numPr>
-          <w:ilvl w:val="0"/>
-          <w:numId w:val="1004"/>
-        </w:numPr>
+    </w:p>
+    <w:p>
+      <w:pPr>
+        <w:pStyle w:val="BodyText"/>
       </w:pPr>
       <w:r>
         <w:t xml:space="preserve">NOAH: So is that a yes?</w:t>
       </w:r>
-      <w:r>
-        <w:t xml:space="preserve"> </w:t>
-      </w:r>
-      <w:r>
-        <w:t xml:space="preserve">노아: 그럼 그거 승낙이야?</w:t>
-      </w:r>
-    </w:p>
-    <w:p>
-      <w:pPr>
-        <w:numPr>
-          <w:ilvl w:val="0"/>
-          <w:numId w:val="1004"/>
-        </w:numPr>
+    </w:p>
+    <w:p>
+      <w:pPr>
+        <w:pStyle w:val="BodyText"/>
       </w:pPr>
       <w:r>
         <w:t xml:space="preserve">PRIYA: It’s a maybe. I’m on the fence, Noah. Honestly.</w:t>
       </w:r>
-      <w:r>
-        <w:t xml:space="preserve"> </w:t>
-      </w:r>
-      <w:r>
-        <w:t xml:space="preserve">프리야:</w:t>
-      </w:r>
-      <w:r>
-        <w:t xml:space="preserve"> </w:t>
-      </w:r>
-      <w:r>
-        <w:t xml:space="preserve">“</w:t>
-      </w:r>
-      <w:r>
-        <w:t xml:space="preserve">아마도</w:t>
-      </w:r>
-      <w:r>
-        <w:t xml:space="preserve">”</w:t>
-      </w:r>
-      <w:r>
-        <w:t xml:space="preserve">야. 솔직히 마음이 반반이야, 노아.</w:t>
-      </w:r>
-    </w:p>
-    <w:p>
-      <w:pPr>
-        <w:numPr>
-          <w:ilvl w:val="0"/>
-          <w:numId w:val="1004"/>
-        </w:numPr>
+    </w:p>
+    <w:p>
+      <w:pPr>
+        <w:pStyle w:val="BodyText"/>
       </w:pPr>
       <w:r>
         <w:t xml:space="preserve">NOAH: That’s fair. Take your time.</w:t>
-      </w:r>
-      <w:r>
-        <w:t xml:space="preserve"> </w:t>
-      </w:r>
-      <w:r>
-        <w:t xml:space="preserve">노아: 그럴 만해. 천천히 생각해.</w:t>
       </w:r>
     </w:p>
     <w:bookmarkEnd w:id="24"/>
@@ -2164,257 +1129,122 @@
     </w:p>
     <w:p>
       <w:pPr>
-        <w:numPr>
-          <w:ilvl w:val="0"/>
-          <w:numId w:val="1005"/>
-        </w:numPr>
+        <w:pStyle w:val="FirstParagraph"/>
       </w:pPr>
       <w:r>
         <w:t xml:space="preserve">PRIYA: Let me sleep on it. I’ll call you.</w:t>
       </w:r>
-      <w:r>
-        <w:t xml:space="preserve"> </w:t>
-      </w:r>
-      <w:r>
-        <w:t xml:space="preserve">프리야: 하룻밤 자면서 생각해 볼게. 전화할게.</w:t>
-      </w:r>
-    </w:p>
-    <w:p>
-      <w:pPr>
-        <w:numPr>
-          <w:ilvl w:val="0"/>
-          <w:numId w:val="1005"/>
-        </w:numPr>
+    </w:p>
+    <w:p>
+      <w:pPr>
+        <w:pStyle w:val="BodyText"/>
       </w:pPr>
       <w:r>
         <w:t xml:space="preserve">NOAH: Okay. Can I keep the thesis tonight?</w:t>
       </w:r>
-      <w:r>
-        <w:t xml:space="preserve"> </w:t>
-      </w:r>
-      <w:r>
-        <w:t xml:space="preserve">노아: 알았어. 논문은 오늘 밤 내가 가지고 있어도 돼?</w:t>
-      </w:r>
-    </w:p>
-    <w:p>
-      <w:pPr>
-        <w:numPr>
-          <w:ilvl w:val="0"/>
-          <w:numId w:val="1005"/>
-        </w:numPr>
+    </w:p>
+    <w:p>
+      <w:pPr>
+        <w:pStyle w:val="BodyText"/>
       </w:pPr>
       <w:r>
         <w:t xml:space="preserve">PRIYA: You’ve already read it twice.</w:t>
       </w:r>
-      <w:r>
-        <w:t xml:space="preserve"> </w:t>
-      </w:r>
-      <w:r>
-        <w:t xml:space="preserve">프리야: 너 이미 두 번 읽었잖아.</w:t>
-      </w:r>
-    </w:p>
-    <w:p>
-      <w:pPr>
-        <w:numPr>
-          <w:ilvl w:val="0"/>
-          <w:numId w:val="1005"/>
-        </w:numPr>
+    </w:p>
+    <w:p>
+      <w:pPr>
+        <w:pStyle w:val="BodyText"/>
       </w:pPr>
       <w:r>
         <w:t xml:space="preserve">NOAH: Then three times. I’ll pay for the coffee.</w:t>
       </w:r>
-      <w:r>
-        <w:t xml:space="preserve"> </w:t>
-      </w:r>
-      <w:r>
-        <w:t xml:space="preserve">노아: 그럼 세 번째. 커피는 내가 살게.</w:t>
-      </w:r>
-    </w:p>
-    <w:p>
-      <w:pPr>
-        <w:numPr>
-          <w:ilvl w:val="0"/>
-          <w:numId w:val="1005"/>
-        </w:numPr>
+    </w:p>
+    <w:p>
+      <w:pPr>
+        <w:pStyle w:val="BodyText"/>
       </w:pPr>
       <w:r>
         <w:t xml:space="preserve">PRIYA: Hey, Noah. It’s eleven p.m. I’m calling, like I promised.</w:t>
       </w:r>
-      <w:r>
-        <w:t xml:space="preserve"> </w:t>
-      </w:r>
-      <w:r>
-        <w:t xml:space="preserve">프리야: 노아. 밤 11시야. 약속대로 전화했어.</w:t>
-      </w:r>
-    </w:p>
-    <w:p>
-      <w:pPr>
-        <w:numPr>
-          <w:ilvl w:val="0"/>
-          <w:numId w:val="1005"/>
-        </w:numPr>
+    </w:p>
+    <w:p>
+      <w:pPr>
+        <w:pStyle w:val="BodyText"/>
       </w:pPr>
       <w:r>
         <w:t xml:space="preserve">NOAH: You said you’d sleep on it. That was fast.</w:t>
       </w:r>
-      <w:r>
-        <w:t xml:space="preserve"> </w:t>
-      </w:r>
-      <w:r>
-        <w:t xml:space="preserve">노아: 자면서 생각한다며. 빠르네.</w:t>
-      </w:r>
-    </w:p>
-    <w:p>
-      <w:pPr>
-        <w:numPr>
-          <w:ilvl w:val="0"/>
-          <w:numId w:val="1005"/>
-        </w:numPr>
+    </w:p>
+    <w:p>
+      <w:pPr>
+        <w:pStyle w:val="BodyText"/>
       </w:pPr>
       <w:r>
         <w:t xml:space="preserve">PRIYA: I didn’t sleep. I reread chapter four instead.</w:t>
       </w:r>
-      <w:r>
-        <w:t xml:space="preserve"> </w:t>
-      </w:r>
-      <w:r>
-        <w:t xml:space="preserve">프리야: 안 잤어. 대신 4장을 다시 읽었어.</w:t>
-      </w:r>
-    </w:p>
-    <w:p>
-      <w:pPr>
-        <w:numPr>
-          <w:ilvl w:val="0"/>
-          <w:numId w:val="1005"/>
-        </w:numPr>
+    </w:p>
+    <w:p>
+      <w:pPr>
+        <w:pStyle w:val="BodyText"/>
       </w:pPr>
       <w:r>
         <w:t xml:space="preserve">NOAH: And?</w:t>
       </w:r>
-      <w:r>
-        <w:t xml:space="preserve"> </w:t>
-      </w:r>
-      <w:r>
-        <w:t xml:space="preserve">노아: 그래서?</w:t>
-      </w:r>
-    </w:p>
-    <w:p>
-      <w:pPr>
-        <w:numPr>
-          <w:ilvl w:val="0"/>
-          <w:numId w:val="1005"/>
-        </w:numPr>
+    </w:p>
+    <w:p>
+      <w:pPr>
+        <w:pStyle w:val="BodyText"/>
       </w:pPr>
       <w:r>
         <w:t xml:space="preserve">PRIYA: It’s better than I remembered. The chemistry is solid, and your napkin finally makes sense to me. So I’m in, Noah. But I’m in on two conditions, and they aren’t negotiable.</w:t>
       </w:r>
-      <w:r>
-        <w:t xml:space="preserve"> </w:t>
-      </w:r>
-      <w:r>
-        <w:t xml:space="preserve">프리야: 기억보다 괜찮더라. 화학은 탄탄하고, 네 냅킨도 이제야 이해가 돼. 그러니까 할게, 노아. 근데 조건이 두 가지 있어. 그리고 그건 협상 불가야.</w:t>
-      </w:r>
-    </w:p>
-    <w:p>
-      <w:pPr>
-        <w:numPr>
-          <w:ilvl w:val="0"/>
-          <w:numId w:val="1005"/>
-        </w:numPr>
+    </w:p>
+    <w:p>
+      <w:pPr>
+        <w:pStyle w:val="BodyText"/>
       </w:pPr>
       <w:r>
         <w:t xml:space="preserve">NOAH: Name them.</w:t>
       </w:r>
-      <w:r>
-        <w:t xml:space="preserve"> </w:t>
-      </w:r>
-      <w:r>
-        <w:t xml:space="preserve">노아: 말해 봐.</w:t>
-      </w:r>
-    </w:p>
-    <w:p>
-      <w:pPr>
-        <w:numPr>
-          <w:ilvl w:val="0"/>
-          <w:numId w:val="1005"/>
-        </w:numPr>
+    </w:p>
+    <w:p>
+      <w:pPr>
+        <w:pStyle w:val="BodyText"/>
       </w:pPr>
       <w:r>
         <w:t xml:space="preserve">PRIYA: One. Find a lawyer before you find investors.</w:t>
       </w:r>
-      <w:r>
-        <w:t xml:space="preserve"> </w:t>
-      </w:r>
-      <w:r>
-        <w:t xml:space="preserve">프리야: 하나. 투자자보다 변호사를 먼저 찾을 것.</w:t>
-      </w:r>
-    </w:p>
-    <w:p>
-      <w:pPr>
-        <w:numPr>
-          <w:ilvl w:val="0"/>
-          <w:numId w:val="1005"/>
-        </w:numPr>
+    </w:p>
+    <w:p>
+      <w:pPr>
+        <w:pStyle w:val="BodyText"/>
       </w:pPr>
       <w:r>
         <w:t xml:space="preserve">NOAH: Done. And two?</w:t>
       </w:r>
-      <w:r>
-        <w:t xml:space="preserve"> </w:t>
-      </w:r>
-      <w:r>
-        <w:t xml:space="preserve">노아: 그럴게. 두 번째는?</w:t>
-      </w:r>
-    </w:p>
-    <w:p>
-      <w:pPr>
-        <w:numPr>
-          <w:ilvl w:val="0"/>
-          <w:numId w:val="1005"/>
-        </w:numPr>
+    </w:p>
+    <w:p>
+      <w:pPr>
+        <w:pStyle w:val="BodyText"/>
       </w:pPr>
       <w:r>
         <w:t xml:space="preserve">PRIYA: You jump first. Quit Halvern, and then I’ll figure out my visa. I’m not being unfair, Noah. I just can’t risk my home until I know you’re really committed.</w:t>
       </w:r>
-      <w:r>
-        <w:t xml:space="preserve"> </w:t>
-      </w:r>
-      <w:r>
-        <w:t xml:space="preserve">프리야: 네가 먼저 뛰어내려. 할번 그만둬. 그다음에 내가 비자 문제를 해결해 볼게. 불공평하게 구는 게 아니야, 노아. 네가 정말 진심이라는 걸 알기 전에는 내 집을 걸 수가 없어서 그래.</w:t>
-      </w:r>
-    </w:p>
-    <w:p>
-      <w:pPr>
-        <w:numPr>
-          <w:ilvl w:val="0"/>
-          <w:numId w:val="1005"/>
-        </w:numPr>
+    </w:p>
+    <w:p>
+      <w:pPr>
+        <w:pStyle w:val="BodyText"/>
       </w:pPr>
       <w:r>
         <w:t xml:space="preserve">NOAH: Fair enough. I’ll talk to my boss on Monday.</w:t>
       </w:r>
-      <w:r>
-        <w:t xml:space="preserve"> </w:t>
-      </w:r>
-      <w:r>
-        <w:t xml:space="preserve">노아: 그럴 만하네. 월요일에 상사랑 얘기할게.</w:t>
-      </w:r>
-    </w:p>
-    <w:p>
-      <w:pPr>
-        <w:numPr>
-          <w:ilvl w:val="0"/>
-          <w:numId w:val="1005"/>
-        </w:numPr>
+    </w:p>
+    <w:p>
+      <w:pPr>
+        <w:pStyle w:val="BodyText"/>
       </w:pPr>
       <w:r>
         <w:t xml:space="preserve">PRIYA: Good. And Noah? Get some sleep. You still look terrible.</w:t>
-      </w:r>
-      <w:r>
-        <w:t xml:space="preserve"> </w:t>
-      </w:r>
-      <w:r>
-        <w:t xml:space="preserve">프리야: 좋아. 그리고 노아? 잠 좀 자. 아직도 몰골이 말이 아니야.</w:t>
       </w:r>
     </w:p>
     <w:p>
@@ -2555,7 +1385,7 @@
               <w:jc w:val="left"/>
             </w:pPr>
             <w:r>
-              <w:t xml:space="preserve">34턴. 전문 용어가 많을 때 정중하게 쉬운 설명을 요청.</w:t>
+              <w:t xml:space="preserve">장면1. 전문 용어가 많을 때 정중하게 쉬운 설명을 요청.</w:t>
             </w:r>
           </w:p>
         </w:tc>
@@ -2626,7 +1456,7 @@
               <w:jc w:val="left"/>
             </w:pPr>
             <w:r>
-              <w:t xml:space="preserve">27턴. Priya의 습관어. 애매한 표현을 구체적인 숫자로 바꾸라는 요구.</w:t>
+              <w:t xml:space="preserve">장면1. Priya의 습관어. 애매한 표현을 구체적인 숫자로 바꾸라는 요구.</w:t>
             </w:r>
           </w:p>
         </w:tc>
@@ -2676,7 +1506,7 @@
               <w:jc w:val="left"/>
             </w:pPr>
             <w:r>
-              <w:t xml:space="preserve">47턴. 주장보다 근거를 요구할 때.</w:t>
+              <w:t xml:space="preserve">장면1. 주장보다 근거를 요구할 때.</w:t>
             </w:r>
           </w:p>
         </w:tc>
@@ -2726,7 +1556,7 @@
               <w:jc w:val="left"/>
             </w:pPr>
             <w:r>
-              <w:t xml:space="preserve">57턴. 반대가 예상될 때 말을 끝까지 하게 해 달라는 부탁.</w:t>
+              <w:t xml:space="preserve">장면2. 반대가 예상될 때 말을 끝까지 하게 해 달라는 부탁.</w:t>
             </w:r>
           </w:p>
         </w:tc>
@@ -2776,7 +1606,7 @@
               <w:jc w:val="left"/>
             </w:pPr>
             <w:r>
-              <w:t xml:space="preserve">63턴. 투명성과 자신감을 보여 주는 말.</w:t>
+              <w:t xml:space="preserve">장면2. 투명성과 자신감을 보여 주는 말.</w:t>
             </w:r>
           </w:p>
         </w:tc>
@@ -2826,7 +1656,7 @@
               <w:jc w:val="left"/>
             </w:pPr>
             <w:r>
-              <w:t xml:space="preserve">78턴. 제안을 받는 쪽이 자신의 이익을 묻는 직설 표현.</w:t>
+              <w:t xml:space="preserve">장면2. 제안을 받는 쪽이 자신의 이익을 묻는 직설 표현.</w:t>
             </w:r>
           </w:p>
         </w:tc>
@@ -2876,7 +1706,7 @@
               <w:jc w:val="left"/>
             </w:pPr>
             <w:r>
-              <w:t xml:space="preserve">90턴. 상대의 낙관론에 현실적 제약을 알릴 때.</w:t>
+              <w:t xml:space="preserve">절정·전환. 상대의 낙관론에 현실적 제약을 알릴 때.</w:t>
             </w:r>
           </w:p>
         </w:tc>
@@ -2926,7 +1756,7 @@
               <w:jc w:val="left"/>
             </w:pPr>
             <w:r>
-              <w:t xml:space="preserve">104턴. 아직 결정하지 못했음을 솔직하게.</w:t>
+              <w:t xml:space="preserve">절정·전환. 아직 결정하지 못했음을 솔직하게.</w:t>
             </w:r>
           </w:p>
         </w:tc>
@@ -2976,7 +1806,7 @@
               <w:jc w:val="left"/>
             </w:pPr>
             <w:r>
-              <w:t xml:space="preserve">106턴. 즉답을 피하고 시간을 벌 때.</w:t>
+              <w:t xml:space="preserve">마무리. 즉답을 피하고 시간을 벌 때.</w:t>
             </w:r>
           </w:p>
         </w:tc>
@@ -3026,7 +1856,7 @@
               <w:jc w:val="left"/>
             </w:pPr>
             <w:r>
-              <w:t xml:space="preserve">114턴. 조건부 승낙. 이어서</w:t>
+              <w:t xml:space="preserve">마무리. 조건부 승낙. 이어서</w:t>
             </w:r>
             <w:r>
               <w:t xml:space="preserve"> </w:t>
@@ -3220,7 +2050,7 @@
           <w:bCs/>
           <w:b/>
         </w:rPr>
-        <w:t xml:space="preserve">118턴 PRIYA:</w:t>
+        <w:t xml:space="preserve">PRIYA (마무리):</w:t>
       </w:r>
       <w:r>
         <w:t xml:space="preserve"> </w:t>
@@ -3539,9 +2369,1126 @@
         <w:t xml:space="preserve">파트너사에 선입금을 먼저 요구하는 상황을 같은 구조로 30단어 안팎으로 말해 보기.</w:t>
       </w:r>
     </w:p>
+    <w:p>
+      <w:r>
+        <w:pict>
+          <v:rect style="width:0;height:1.5pt" o:hralign="center" o:hrstd="t" o:hr="t"/>
+        </w:pict>
+      </w:r>
+    </w:p>
     <w:bookmarkEnd w:id="30"/>
     <w:bookmarkEnd w:id="31"/>
+    <w:bookmarkStart w:id="37" w:name="한국어-번역"/>
+    <w:p>
+      <w:pPr>
+        <w:pStyle w:val="Heading2"/>
+      </w:pPr>
+      <w:r>
+        <w:t xml:space="preserve">한국어 번역</w:t>
+      </w:r>
+    </w:p>
+    <w:bookmarkStart w:id="32" w:name="도입-카페-오전-10시-1"/>
+    <w:p>
+      <w:pPr>
+        <w:pStyle w:val="Heading3"/>
+      </w:pPr>
+      <w:r>
+        <w:t xml:space="preserve">도입 — 카페, 오전 10시</w:t>
+      </w:r>
+    </w:p>
+    <w:p>
+      <w:pPr>
+        <w:pStyle w:val="FirstParagraph"/>
+      </w:pPr>
+      <w:r>
+        <w:t xml:space="preserve">샘: 안녕하세요! 뭐 드릴까요?</w:t>
+      </w:r>
+    </w:p>
+    <w:p>
+      <w:pPr>
+        <w:pStyle w:val="BodyText"/>
+      </w:pPr>
+      <w:r>
+        <w:t xml:space="preserve">노아: 큰 사이즈 블랙커피 주세요. 제일 큰 걸로요.</w:t>
+      </w:r>
+    </w:p>
+    <w:p>
+      <w:pPr>
+        <w:pStyle w:val="BodyText"/>
+      </w:pPr>
+      <w:r>
+        <w:t xml:space="preserve">샘: 힘든 밤이셨나 봐요?</w:t>
+      </w:r>
+    </w:p>
+    <w:p>
+      <w:pPr>
+        <w:pStyle w:val="BodyText"/>
+      </w:pPr>
+      <w:r>
+        <w:t xml:space="preserve">노아: 상상도 못 하실 거예요.</w:t>
+      </w:r>
+    </w:p>
+    <w:p>
+      <w:pPr>
+        <w:pStyle w:val="BodyText"/>
+      </w:pPr>
+      <w:r>
+        <w:t xml:space="preserve">프리야: 샘 말이 맞아. 얘 좀 봐. 몰골이 말이 아니네.</w:t>
+      </w:r>
+    </w:p>
+    <w:p>
+      <w:pPr>
+        <w:pStyle w:val="BodyText"/>
+      </w:pPr>
+      <w:r>
+        <w:t xml:space="preserve">노아: 고마워, 프리야. 나도 반가워.</w:t>
+      </w:r>
+    </w:p>
+    <w:p>
+      <w:pPr>
+        <w:pStyle w:val="BodyText"/>
+      </w:pPr>
+      <w:r>
+        <w:t xml:space="preserve">프리야: 샘, 난 오트밀크 라테. 아주 뜨겁게.</w:t>
+      </w:r>
+    </w:p>
+    <w:p>
+      <w:pPr>
+        <w:pStyle w:val="BodyText"/>
+      </w:pPr>
+      <w:r>
+        <w:t xml:space="preserve">샘: 바로 해 드릴게요. 앉아 계시면 가져다드릴게요.</w:t>
+      </w:r>
+    </w:p>
+    <w:p>
+      <w:pPr>
+        <w:pStyle w:val="BodyText"/>
+      </w:pPr>
+      <w:r>
+        <w:t xml:space="preserve">프리야: 그래서. 누가 죽을 뻔했는데? 그렇게 말했잖아.</w:t>
+      </w:r>
+    </w:p>
+    <w:p>
+      <w:pPr>
+        <w:pStyle w:val="BodyText"/>
+      </w:pPr>
+      <w:r>
+        <w:t xml:space="preserve">노아: 릴리. 내 여동생. 싸구려 메디스파에서 필러를 맞았어.</w:t>
+      </w:r>
+    </w:p>
+    <w:p>
+      <w:pPr>
+        <w:pStyle w:val="BodyText"/>
+      </w:pPr>
+      <w:r>
+        <w:t xml:space="preserve">프리야: 세상에. 혈관 폐색이야?</w:t>
+      </w:r>
+    </w:p>
+    <w:p>
+      <w:pPr>
+        <w:pStyle w:val="BodyText"/>
+      </w:pPr>
+      <w:r>
+        <w:t xml:space="preserve">노아: 응. 코가 잿빛으로 변했는데, 순식간에 번졌어. 밤새 응급실에 있었고, 솔직히 살면서 그렇게 무서웠던 적은 처음이야.</w:t>
+      </w:r>
+    </w:p>
+    <w:p>
+      <w:pPr>
+        <w:pStyle w:val="BodyText"/>
+      </w:pPr>
+      <w:r>
+        <w:t xml:space="preserve">프리야: 괜찮아? 괜찮다고 말해 줘.</w:t>
+      </w:r>
+    </w:p>
+    <w:p>
+      <w:pPr>
+        <w:pStyle w:val="BodyText"/>
+      </w:pPr>
+      <w:r>
+        <w:t xml:space="preserve">노아: 괜찮아. 작은 흉터가 남을 수도 있고. 의사 선생님이 대단했어.</w:t>
+      </w:r>
+    </w:p>
+    <w:p>
+      <w:pPr>
+        <w:pStyle w:val="BodyText"/>
+      </w:pPr>
+      <w:r>
+        <w:t xml:space="preserve">프리야: 다행이다. 좋아. 이제 내가 왜 논문을 들고 왔는지 말해 봐.</w:t>
+      </w:r>
+    </w:p>
     <w:bookmarkEnd w:id="32"/>
+    <w:bookmarkStart w:id="33" w:name="장면1-아이디어-설명-1"/>
+    <w:p>
+      <w:pPr>
+        <w:pStyle w:val="Heading3"/>
+      </w:pPr>
+      <w:r>
+        <w:t xml:space="preserve">장면1 — 아이디어 설명</w:t>
+      </w:r>
+    </w:p>
+    <w:p>
+      <w:pPr>
+        <w:pStyle w:val="FirstParagraph"/>
+      </w:pPr>
+      <w:r>
+        <w:t xml:space="preserve">노아: 그 필러가 루마덤이었어. 내 제품 말이야, 프리야. 내가 마케팅하는 거.</w:t>
+      </w:r>
+    </w:p>
+    <w:p>
+      <w:pPr>
+        <w:pStyle w:val="BodyText"/>
+      </w:pPr>
+      <w:r>
+        <w:t xml:space="preserve">프리야: 아이고. 이상한 밤이었겠다.</w:t>
+      </w:r>
+    </w:p>
+    <w:p>
+      <w:pPr>
+        <w:pStyle w:val="BodyText"/>
+      </w:pPr>
+      <w:r>
+        <w:t xml:space="preserve">노아: 의사가 효소를 두 번이나 놔야 했어. 녹는 데 한참 걸렸고.</w:t>
+      </w:r>
+    </w:p>
+    <w:p>
+      <w:pPr>
+        <w:pStyle w:val="BodyText"/>
+      </w:pPr>
+      <w:r>
+        <w:t xml:space="preserve">프리야: 루마덤은 가교가 아주 촘촘하니까. 효소에 버티도록 만든 거잖아.</w:t>
+      </w:r>
+    </w:p>
+    <w:p>
+      <w:pPr>
+        <w:pStyle w:val="BodyText"/>
+      </w:pPr>
+      <w:r>
+        <w:t xml:space="preserve">노아: 바로 그거야. 그래서 요점은 이거야. 이 냅킨 좀 봐.</w:t>
+      </w:r>
+    </w:p>
+    <w:p>
+      <w:pPr>
+        <w:pStyle w:val="BodyText"/>
+      </w:pPr>
+      <w:r>
+        <w:t xml:space="preserve">프리야: 너 아직도 냅킨에 그림 그려? 우리 서른두 살이야.</w:t>
+      </w:r>
+    </w:p>
+    <w:p>
+      <w:pPr>
+        <w:pStyle w:val="BodyText"/>
+      </w:pPr>
+      <w:r>
+        <w:t xml:space="preserve">노아: 그냥 봐 봐. 그물이야. 매듭들이 몇 달 동안 그물을 붙잡고 있어. 근데 매듭은 효소가 닿을 때만 끊어져. 그러니까 의사가 빨리 녹일 수 있는 거지.</w:t>
+      </w:r>
+    </w:p>
+    <w:p>
+      <w:pPr>
+        <w:pStyle w:val="BodyText"/>
+      </w:pPr>
+      <w:r>
+        <w:t xml:space="preserve">프리야: 깔끔한 버전은 누가 그렸어? 이 선은 네 솜씨가 아닌데.</w:t>
+      </w:r>
+    </w:p>
+    <w:p>
+      <w:pPr>
+        <w:pStyle w:val="BodyText"/>
+      </w:pPr>
+      <w:r>
+        <w:t xml:space="preserve">노아: 릴리. 새벽 6시에. 병원 침대에서.</w:t>
+      </w:r>
+    </w:p>
+    <w:p>
+      <w:pPr>
+        <w:pStyle w:val="BodyText"/>
+      </w:pPr>
+      <w:r>
+        <w:t xml:space="preserve">프리야: 그렇겠지. 좋아. 그러니까 오래가면서도 빨리 녹는 필러를 원한다는 거네.</w:t>
+      </w:r>
+    </w:p>
+    <w:p>
+      <w:pPr>
+        <w:pStyle w:val="BodyText"/>
+      </w:pPr>
+      <w:r>
+        <w:t xml:space="preserve">노아: 기본적으로는 그렇지. 되돌릴 수 있는 필러.</w:t>
+      </w:r>
+    </w:p>
+    <w:p>
+      <w:pPr>
+        <w:pStyle w:val="BodyText"/>
+      </w:pPr>
+      <w:r>
+        <w:t xml:space="preserve">프리야:</w:t>
+      </w:r>
+      <w:r>
+        <w:t xml:space="preserve"> </w:t>
+      </w:r>
+      <w:r>
+        <w:t xml:space="preserve">“</w:t>
+      </w:r>
+      <w:r>
+        <w:t xml:space="preserve">기본적으로</w:t>
+      </w:r>
+      <w:r>
+        <w:t xml:space="preserve">”</w:t>
+      </w:r>
+      <w:r>
+        <w:t xml:space="preserve">가 뭔데. 얼마나 빨리? 얼마나 오래가야 하는데?</w:t>
+      </w:r>
+    </w:p>
+    <w:p>
+      <w:pPr>
+        <w:pStyle w:val="BodyText"/>
+      </w:pPr>
+      <w:r>
+        <w:t xml:space="preserve">노아: 루마덤처럼 12개월. 녹는 건, 글쎄, 훨씬 더 빨리.</w:t>
+      </w:r>
+    </w:p>
+    <w:p>
+      <w:pPr>
+        <w:pStyle w:val="BodyText"/>
+      </w:pPr>
+      <w:r>
+        <w:t xml:space="preserve">프리야:</w:t>
+      </w:r>
+      <w:r>
+        <w:t xml:space="preserve"> </w:t>
+      </w:r>
+      <w:r>
+        <w:t xml:space="preserve">“</w:t>
+      </w:r>
+      <w:r>
+        <w:t xml:space="preserve">훨씬 더 빨리</w:t>
+      </w:r>
+      <w:r>
+        <w:t xml:space="preserve">”</w:t>
+      </w:r>
+      <w:r>
+        <w:t xml:space="preserve">는 숫자가 아니야, 노아.</w:t>
+      </w:r>
+    </w:p>
+    <w:p>
+      <w:pPr>
+        <w:pStyle w:val="BodyText"/>
+      </w:pPr>
+      <w:r>
+        <w:t xml:space="preserve">노아: 알았어. 세 배 빨리. 이건 숫자지?</w:t>
+      </w:r>
+    </w:p>
+    <w:p>
+      <w:pPr>
+        <w:pStyle w:val="BodyText"/>
+      </w:pPr>
+      <w:r>
+        <w:t xml:space="preserve">프리야: 숫자네. 아주 야심 찬 숫자.</w:t>
+      </w:r>
+    </w:p>
+    <w:p>
+      <w:pPr>
+        <w:pStyle w:val="BodyText"/>
+      </w:pPr>
+      <w:r>
+        <w:t xml:space="preserve">노아: 근데 가능해? 네 논문이 이거에 관한 거였잖아.</w:t>
+      </w:r>
+    </w:p>
+    <w:p>
+      <w:pPr>
+        <w:pStyle w:val="BodyText"/>
+      </w:pPr>
+      <w:r>
+        <w:t xml:space="preserve">프리야: 4장. 효소 감응성 가교제. 일부러 약하게 만든 연결고리.</w:t>
+      </w:r>
+    </w:p>
+    <w:p>
+      <w:pPr>
+        <w:pStyle w:val="BodyText"/>
+      </w:pPr>
+      <w:r>
+        <w:t xml:space="preserve">노아: 쉬운 말로 해 줘. 나 두 시간밖에 못 잤어.</w:t>
+      </w:r>
+    </w:p>
+    <w:p>
+      <w:pPr>
+        <w:pStyle w:val="BodyText"/>
+      </w:pPr>
+      <w:r>
+        <w:t xml:space="preserve">프리야: 네가 말한 매듭. 몸속에선 튼튼하고, 효소 앞에선 약한 거.</w:t>
+      </w:r>
+    </w:p>
+    <w:p>
+      <w:pPr>
+        <w:pStyle w:val="BodyText"/>
+      </w:pPr>
+      <w:r>
+        <w:t xml:space="preserve">노아: 그거야. 딱 그거야. 효과가 있었어?</w:t>
+      </w:r>
+    </w:p>
+    <w:p>
+      <w:pPr>
+        <w:pStyle w:val="BodyText"/>
+      </w:pPr>
+      <w:r>
+        <w:t xml:space="preserve">프리야: 시험관에서는 2.4배 빨리 녹았어. 진짜 결과고 나도 자랑스러워. 근데 그건 작은 실험실 실험이었을 뿐이라는 걸 꼭 기억해 줘. 그 이상은 아니야.</w:t>
+      </w:r>
+    </w:p>
+    <w:p>
+      <w:pPr>
+        <w:pStyle w:val="BodyText"/>
+      </w:pPr>
+      <w:r>
+        <w:t xml:space="preserve">노아: 2.4배! 프리야, 그거 엄청난 거잖아.</w:t>
+      </w:r>
+    </w:p>
+    <w:p>
+      <w:pPr>
+        <w:pStyle w:val="BodyText"/>
+      </w:pPr>
+      <w:r>
+        <w:t xml:space="preserve">프리야: 시험관에서. 사람 얼굴이 아니라. 차이가 커.</w:t>
+      </w:r>
+    </w:p>
+    <w:p>
+      <w:pPr>
+        <w:pStyle w:val="BodyText"/>
+      </w:pPr>
+      <w:r>
+        <w:t xml:space="preserve">노아: 알았어, 그래도 시작이잖아. 왜 아무도 안 만들었어?</w:t>
+      </w:r>
+    </w:p>
+    <w:p>
+      <w:pPr>
+        <w:pStyle w:val="BodyText"/>
+      </w:pPr>
+      <w:r>
+        <w:t xml:space="preserve">프리야: 아무도 안 물어봤으니까. 졸업했고, 할번이 날 뽑았고, 그렇게 살았지. 솔직히 아이디어는 흥미롭다고 생각했지만, 누가 돈을 들여서 만들 거라고는 한 번도 생각 안 했어.</w:t>
+      </w:r>
+    </w:p>
+    <w:p>
+      <w:pPr>
+        <w:pStyle w:val="BodyText"/>
+      </w:pPr>
+      <w:r>
+        <w:t xml:space="preserve">노아: 할번에선 무슨 일 해?</w:t>
+      </w:r>
+    </w:p>
+    <w:p>
+      <w:pPr>
+        <w:pStyle w:val="BodyText"/>
+      </w:pPr>
+      <w:r>
+        <w:t xml:space="preserve">프리야: 입술 필러 질감. 더 부드럽게 느껴지게 하는 거. 중요하지만 신나진 않아.</w:t>
+      </w:r>
+    </w:p>
+    <w:p>
+      <w:pPr>
+        <w:pStyle w:val="BodyText"/>
+      </w:pPr>
+      <w:r>
+        <w:t xml:space="preserve">노아: 4장을 할번에 보여 준 적 있어?</w:t>
+      </w:r>
+    </w:p>
+    <w:p>
+      <w:pPr>
+        <w:pStyle w:val="BodyText"/>
+      </w:pPr>
+      <w:r>
+        <w:t xml:space="preserve">프리야: 한 번. 매니저가 그러더라.</w:t>
+      </w:r>
+      <w:r>
+        <w:t xml:space="preserve"> </w:t>
+      </w:r>
+      <w:r>
+        <w:t xml:space="preserve">“</w:t>
+      </w:r>
+      <w:r>
+        <w:t xml:space="preserve">흥미롭네. 근데 누가 그걸 원해?</w:t>
+      </w:r>
+      <w:r>
+        <w:t xml:space="preserve">”</w:t>
+      </w:r>
+    </w:p>
+    <w:p>
+      <w:pPr>
+        <w:pStyle w:val="BodyText"/>
+      </w:pPr>
+      <w:r>
+        <w:t xml:space="preserve">노아: 부작용을 한 번이라도 겪어 본 모든 시술자. 그 사람들이 원해. 어젯밤에 의사 선생님이 녹지 않는 필러랑 씨름하는 걸 지켜봤어. 정말이야, 그분이라면 네 4장을 간절히 원했을 거야.</w:t>
+      </w:r>
+    </w:p>
+    <w:p>
+      <w:pPr>
+        <w:pStyle w:val="BodyText"/>
+      </w:pPr>
+      <w:r>
+        <w:t xml:space="preserve">프리야: 데이터를 보여 줘. 부작용이 몇 건이야? 얼마나 자주 일어나?</w:t>
+      </w:r>
+    </w:p>
+    <w:p>
+      <w:pPr>
+        <w:pStyle w:val="BodyText"/>
+      </w:pPr>
+      <w:r>
+        <w:t xml:space="preserve">노아: 아직 숫자는 없어. 그게 문제라는 것도 알아. 근데 의사 선생님이 부작용이 늘고 있다고 했어. 릴리처럼 싼 곳에서 필러를 맞는 사람이 많아지고 있으니까.</w:t>
+      </w:r>
+    </w:p>
+    <w:p>
+      <w:pPr>
+        <w:pStyle w:val="BodyText"/>
+      </w:pPr>
+      <w:r>
+        <w:t xml:space="preserve">프리야:</w:t>
+      </w:r>
+      <w:r>
+        <w:t xml:space="preserve"> </w:t>
+      </w:r>
+      <w:r>
+        <w:t xml:space="preserve">“</w:t>
+      </w:r>
+      <w:r>
+        <w:t xml:space="preserve">의사가 그랬다</w:t>
+      </w:r>
+      <w:r>
+        <w:t xml:space="preserve">”</w:t>
+      </w:r>
+      <w:r>
+        <w:t xml:space="preserve">는 이야기야. 난 데이터가 필요해.</w:t>
+      </w:r>
+    </w:p>
+    <w:p>
+      <w:pPr>
+        <w:pStyle w:val="BodyText"/>
+      </w:pPr>
+      <w:r>
+        <w:t xml:space="preserve">노아: 그럼 데이터를 구해 올게. 2주만 줘.</w:t>
+      </w:r>
+    </w:p>
+    <w:bookmarkEnd w:id="33"/>
+    <w:bookmarkStart w:id="34" w:name="장면2-공동창업-제안-1"/>
+    <w:p>
+      <w:pPr>
+        <w:pStyle w:val="Heading3"/>
+      </w:pPr>
+      <w:r>
+        <w:t xml:space="preserve">장면2 — 공동창업 제안</w:t>
+      </w:r>
+    </w:p>
+    <w:p>
+      <w:pPr>
+        <w:pStyle w:val="FirstParagraph"/>
+      </w:pPr>
+      <w:r>
+        <w:t xml:space="preserve">샘: 큰 블랙커피 하나, 아주 뜨거운 오트 라테 하나 나왔습니다.</w:t>
+      </w:r>
+    </w:p>
+    <w:p>
+      <w:pPr>
+        <w:pStyle w:val="BodyText"/>
+      </w:pPr>
+      <w:r>
+        <w:t xml:space="preserve">프리야: 고마워요, 샘. 얘 곧 한 잔 더 필요할 거예요.</w:t>
+      </w:r>
+    </w:p>
+    <w:p>
+      <w:pPr>
+        <w:pStyle w:val="BodyText"/>
+      </w:pPr>
+      <w:r>
+        <w:t xml:space="preserve">노아: 프리야, 과학 얘기만 하자고 부른 건 아니야.</w:t>
+      </w:r>
+    </w:p>
+    <w:p>
+      <w:pPr>
+        <w:pStyle w:val="BodyText"/>
+      </w:pPr>
+      <w:r>
+        <w:t xml:space="preserve">프리야: 알아. 너 큰 아이디어 떠올린 표정이야. 말해 봐.</w:t>
+      </w:r>
+    </w:p>
+    <w:p>
+      <w:pPr>
+        <w:pStyle w:val="BodyText"/>
+      </w:pPr>
+      <w:r>
+        <w:t xml:space="preserve">노아: 회사를 차리고 싶어. 그리고 네가 공동창업자가 돼 줬으면 해.</w:t>
+      </w:r>
+    </w:p>
+    <w:p>
+      <w:pPr>
+        <w:pStyle w:val="BodyText"/>
+      </w:pPr>
+      <w:r>
+        <w:t xml:space="preserve">프리야: 나왔네.</w:t>
+      </w:r>
+    </w:p>
+    <w:p>
+      <w:pPr>
+        <w:pStyle w:val="BodyText"/>
+      </w:pPr>
+      <w:r>
+        <w:t xml:space="preserve">노아: 끝까지 들어 봐. 넌 CTO가 되는 거야. 과학은 전부 네 몫이고.</w:t>
+      </w:r>
+    </w:p>
+    <w:p>
+      <w:pPr>
+        <w:pStyle w:val="BodyText"/>
+      </w:pPr>
+      <w:r>
+        <w:t xml:space="preserve">프리야: 그리고 넌 CEO고. 냅킨 담당?</w:t>
+      </w:r>
+    </w:p>
+    <w:p>
+      <w:pPr>
+        <w:pStyle w:val="BodyText"/>
+      </w:pPr>
+      <w:r>
+        <w:t xml:space="preserve">노아: 시장, 돈, 스토리 담당. 난 매일 의사들한테 루마덤을 팔아. 그래서 필러가 어떻게 팔리는지, 누가 사는지, 시술자가 새 제품을 믿게 만드는 게 뭔지 알아.</w:t>
+      </w:r>
+    </w:p>
+    <w:p>
+      <w:pPr>
+        <w:pStyle w:val="BodyText"/>
+      </w:pPr>
+      <w:r>
+        <w:t xml:space="preserve">프리야: 그건 인정. 넌 늘 피펫보다 사람을 더 잘 다뤘지.</w:t>
+      </w:r>
+    </w:p>
+    <w:p>
+      <w:pPr>
+        <w:pStyle w:val="BodyText"/>
+      </w:pPr>
+      <w:r>
+        <w:t xml:space="preserve">노아: 그래서? 어떻게 생각해?</w:t>
+      </w:r>
+    </w:p>
+    <w:p>
+      <w:pPr>
+        <w:pStyle w:val="BodyText"/>
+      </w:pPr>
+      <w:r>
+        <w:t xml:space="preserve">프리야: 질문이 많다고 생각해.</w:t>
+      </w:r>
+    </w:p>
+    <w:p>
+      <w:pPr>
+        <w:pStyle w:val="BodyText"/>
+      </w:pPr>
+      <w:r>
+        <w:t xml:space="preserve">노아: 좋아. 뭐든 물어봐.</w:t>
+      </w:r>
+    </w:p>
+    <w:p>
+      <w:pPr>
+        <w:pStyle w:val="BodyText"/>
+      </w:pPr>
+      <w:r>
+        <w:t xml:space="preserve">프리야: 돈은 어디서 나와?</w:t>
+      </w:r>
+    </w:p>
+    <w:p>
+      <w:pPr>
+        <w:pStyle w:val="BodyText"/>
+      </w:pPr>
+      <w:r>
+        <w:t xml:space="preserve">노아: 투자자. 먼저 엔젤, 그다음 벤처캐피털.</w:t>
+      </w:r>
+    </w:p>
+    <w:p>
+      <w:pPr>
+        <w:pStyle w:val="BodyText"/>
+      </w:pPr>
+      <w:r>
+        <w:t xml:space="preserve">프리야: 그때까지는? 나 월세 내야 해, 노아.</w:t>
+      </w:r>
+    </w:p>
+    <w:p>
+      <w:pPr>
+        <w:pStyle w:val="BodyText"/>
+      </w:pPr>
+      <w:r>
+        <w:t xml:space="preserve">노아: 모아 둔 돈이 좀 있어. 몇 달은 버틸 만큼.</w:t>
+      </w:r>
+    </w:p>
+    <w:p>
+      <w:pPr>
+        <w:pStyle w:val="BodyText"/>
+      </w:pPr>
+      <w:r>
+        <w:t xml:space="preserve">프리야: 몇 달. 몇 년이 걸리는 제품에. 노아, 안 한다는 게 아니야. 근데 과학이 성공하기 전에 돈이 떨어지면, 우리 둘 다 전부 잃는 거야.</w:t>
+      </w:r>
+    </w:p>
+    <w:p>
+      <w:pPr>
+        <w:pStyle w:val="BodyText"/>
+      </w:pPr>
+      <w:r>
+        <w:t xml:space="preserve">노아: 의사 선생님은 4천만 달러에 7년이라고 했어.</w:t>
+      </w:r>
+    </w:p>
+    <w:p>
+      <w:pPr>
+        <w:pStyle w:val="BodyText"/>
+      </w:pPr>
+      <w:r>
+        <w:t xml:space="preserve">프리야: 아마 맞을 거야. 필러의 FDA 승인 과정이 그래.</w:t>
+      </w:r>
+    </w:p>
+    <w:p>
+      <w:pPr>
+        <w:pStyle w:val="BodyText"/>
+      </w:pPr>
+      <w:r>
+        <w:t xml:space="preserve">노아: 그러니까 리스크가 크지. 나도 알아.</w:t>
+      </w:r>
+    </w:p>
+    <w:p>
+      <w:pPr>
+        <w:pStyle w:val="BodyText"/>
+      </w:pPr>
+      <w:r>
+        <w:t xml:space="preserve">프리야: 정말 알아? 팀에 또 누가 있는데?</w:t>
+      </w:r>
+    </w:p>
+    <w:p>
+      <w:pPr>
+        <w:pStyle w:val="BodyText"/>
+      </w:pPr>
+      <w:r>
+        <w:t xml:space="preserve">노아: 지금은? 너. 네가 승낙하면.</w:t>
+      </w:r>
+    </w:p>
+    <w:p>
+      <w:pPr>
+        <w:pStyle w:val="BodyText"/>
+      </w:pPr>
+      <w:r>
+        <w:t xml:space="preserve">프리야: 그러니까 팀이 냅킨 한 장이랑</w:t>
+      </w:r>
+      <w:r>
+        <w:t xml:space="preserve"> </w:t>
+      </w:r>
+      <w:r>
+        <w:t xml:space="preserve">“</w:t>
+      </w:r>
+      <w:r>
+        <w:t xml:space="preserve">아마도</w:t>
+      </w:r>
+      <w:r>
+        <w:t xml:space="preserve">”</w:t>
+      </w:r>
+      <w:r>
+        <w:t xml:space="preserve"> </w:t>
+      </w:r>
+      <w:r>
+        <w:t xml:space="preserve">하나네.</w:t>
+      </w:r>
+    </w:p>
+    <w:p>
+      <w:pPr>
+        <w:pStyle w:val="BodyText"/>
+      </w:pPr>
+      <w:r>
+        <w:t xml:space="preserve">노아: 모든 회사는 어딘가에서 시작하잖아. 생산 쪽 사람도 필요하고. 의사도.</w:t>
+      </w:r>
+    </w:p>
+    <w:p>
+      <w:pPr>
+        <w:pStyle w:val="BodyText"/>
+      </w:pPr>
+      <w:r>
+        <w:t xml:space="preserve">프리야: 어젯밤 그 의사?</w:t>
+      </w:r>
+    </w:p>
+    <w:p>
+      <w:pPr>
+        <w:pStyle w:val="BodyText"/>
+      </w:pPr>
+      <w:r>
+        <w:t xml:space="preserve">노아: 어쩌면. 모순이라고 하긴 했어. 근데 안 된다고는 안 했어.</w:t>
+      </w:r>
+    </w:p>
+    <w:p>
+      <w:pPr>
+        <w:pStyle w:val="BodyText"/>
+      </w:pPr>
+      <w:r>
+        <w:t xml:space="preserve">프리야: 나한테 좋은 게 뭐야, 노아? 월급 없는 거 말고.</w:t>
+      </w:r>
+    </w:p>
+    <w:p>
+      <w:pPr>
+        <w:pStyle w:val="BodyText"/>
+      </w:pPr>
+      <w:r>
+        <w:t xml:space="preserve">노아: 지분. 남이 정해 주는 월급이 아니라 회사의 진짜 몫. 그리고 마침내 쓰이게 될 네 연구. 4장이 책장에 꽂혀 있는 대신 진짜 환자들을 돕게 된다는 뜻이야.</w:t>
+      </w:r>
+    </w:p>
+    <w:p>
+      <w:pPr>
+        <w:pStyle w:val="BodyText"/>
+      </w:pPr>
+      <w:r>
+        <w:t xml:space="preserve">프리야: 마지막 그건, 솔직히 작은 게 아니네.</w:t>
+      </w:r>
+    </w:p>
+    <w:bookmarkEnd w:id="34"/>
+    <w:bookmarkStart w:id="35" w:name="절정전환-비자-그리고-ip-1"/>
+    <w:p>
+      <w:pPr>
+        <w:pStyle w:val="Heading3"/>
+      </w:pPr>
+      <w:r>
+        <w:t xml:space="preserve">절정·전환 — 비자, 그리고 IP</w:t>
+      </w:r>
+    </w:p>
+    <w:p>
+      <w:pPr>
+        <w:pStyle w:val="FirstParagraph"/>
+      </w:pPr>
+      <w:r>
+        <w:t xml:space="preserve">노아: 그러니까 관심 있다는 거네.</w:t>
+      </w:r>
+    </w:p>
+    <w:p>
+      <w:pPr>
+        <w:pStyle w:val="BodyText"/>
+      </w:pPr>
+      <w:r>
+        <w:t xml:space="preserve">프리야: 관심 있어. 근데 난 사정이 복잡해.</w:t>
+      </w:r>
+    </w:p>
+    <w:p>
+      <w:pPr>
+        <w:pStyle w:val="BodyText"/>
+      </w:pPr>
+      <w:r>
+        <w:t xml:space="preserve">노아: 어떻게 복잡한데?</w:t>
+      </w:r>
+    </w:p>
+    <w:p>
+      <w:pPr>
+        <w:pStyle w:val="BodyText"/>
+      </w:pPr>
+      <w:r>
+        <w:t xml:space="preserve">프리야: 나 H-1B 비자야, 노아. 할번이 스폰서고.</w:t>
+      </w:r>
+    </w:p>
+    <w:p>
+      <w:pPr>
+        <w:pStyle w:val="BodyText"/>
+      </w:pPr>
+      <w:r>
+        <w:t xml:space="preserve">노아: 아. 그건 생각도 못 했네.</w:t>
+      </w:r>
+    </w:p>
+    <w:p>
+      <w:pPr>
+        <w:pStyle w:val="BodyText"/>
+      </w:pPr>
+      <w:r>
+        <w:t xml:space="preserve">프리야: 대부분 그래. 내 비자는 할번에 묶여 있어. 그러니까 내가 여기 머물 권리가 직장에 달려 있다는 뜻이야. 내가 그만두면 60일이 주어져.</w:t>
+      </w:r>
+    </w:p>
+    <w:p>
+      <w:pPr>
+        <w:pStyle w:val="BodyText"/>
+      </w:pPr>
+      <w:r>
+        <w:t xml:space="preserve">노아: 무슨 60일?</w:t>
+      </w:r>
+    </w:p>
+    <w:p>
+      <w:pPr>
+        <w:pStyle w:val="BodyText"/>
+      </w:pPr>
+      <w:r>
+        <w:t xml:space="preserve">프리야: 새 스폰서를 찾든가. 아니면 이 나라를 떠나든가.</w:t>
+      </w:r>
+    </w:p>
+    <w:p>
+      <w:pPr>
+        <w:pStyle w:val="BodyText"/>
+      </w:pPr>
+      <w:r>
+        <w:t xml:space="preserve">노아: 우리 회사가 스폰서가 될 수는 없어?</w:t>
+      </w:r>
+    </w:p>
+    <w:p>
+      <w:pPr>
+        <w:pStyle w:val="BodyText"/>
+      </w:pPr>
+      <w:r>
+        <w:t xml:space="preserve">프리야: 돈도 사무실도 없는 회사가? 그렇게 간단하지 않아.</w:t>
+      </w:r>
+    </w:p>
+    <w:p>
+      <w:pPr>
+        <w:pStyle w:val="BodyText"/>
+      </w:pPr>
+      <w:r>
+        <w:t xml:space="preserve">노아: 미안해, 프리야. 너무 들떠서 왔나 봐.</w:t>
+      </w:r>
+    </w:p>
+    <w:p>
+      <w:pPr>
+        <w:pStyle w:val="BodyText"/>
+      </w:pPr>
+      <w:r>
+        <w:t xml:space="preserve">프리야: 미안해하지 마. 여기 산 지 11년이야. 여기가 내 집이야.</w:t>
+      </w:r>
+    </w:p>
+    <w:p>
+      <w:pPr>
+        <w:pStyle w:val="BodyText"/>
+      </w:pPr>
+      <w:r>
+        <w:t xml:space="preserve">노아: 그럼 회사는 계속 다니고? 주말에만 도와주는 건?</w:t>
+      </w:r>
+    </w:p>
+    <w:p>
+      <w:pPr>
+        <w:pStyle w:val="BodyText"/>
+      </w:pPr>
+      <w:r>
+        <w:t xml:space="preserve">프리야: 내가 거기 다니는 동안 발명한 건 전부 할번 소유야. 계약서에 있어. 다들 그렇듯이 나도 별생각 없이 서명했지. 그러니까 주말에 한 일도 할번 것이 될 수 있어.</w:t>
+      </w:r>
+    </w:p>
+    <w:p>
+      <w:pPr>
+        <w:pStyle w:val="BodyText"/>
+      </w:pPr>
+      <w:r>
+        <w:t xml:space="preserve">노아: 집에서 해도? 우리 집 식탁에서 해도?</w:t>
+      </w:r>
+    </w:p>
+    <w:p>
+      <w:pPr>
+        <w:pStyle w:val="BodyText"/>
+      </w:pPr>
+      <w:r>
+        <w:t xml:space="preserve">프리야: 아마도. 너도 계약서 읽어 봐. 너도 똑같은 거 있을걸.</w:t>
+      </w:r>
+    </w:p>
+    <w:p>
+      <w:pPr>
+        <w:pStyle w:val="BodyText"/>
+      </w:pPr>
+      <w:r>
+        <w:t xml:space="preserve">노아: 좋네. 그러니까 우리 둘 다 꼼짝 못 하는 거네.</w:t>
+      </w:r>
+    </w:p>
+    <w:p>
+      <w:pPr>
+        <w:pStyle w:val="BodyText"/>
+      </w:pPr>
+      <w:r>
+        <w:t xml:space="preserve">프리야: 완전히는 아니야. 내 논문은 공개돼 있어. 할번 입사 전에 발표했거든. 그러니까 4장은 내 계약서보다 먼저 존재했던 거야. 그게 아주 중요할 수 있어.</w:t>
+      </w:r>
+    </w:p>
+    <w:p>
+      <w:pPr>
+        <w:pStyle w:val="BodyText"/>
+      </w:pPr>
+      <w:r>
+        <w:t xml:space="preserve">노아: 그러니까 4장은 할번 게 아니네.</w:t>
+      </w:r>
+    </w:p>
+    <w:p>
+      <w:pPr>
+        <w:pStyle w:val="BodyText"/>
+      </w:pPr>
+      <w:r>
+        <w:t xml:space="preserve">프리야: 아닐 거야. 근데 난 화학자지 변호사가 아니야.</w:t>
+      </w:r>
+    </w:p>
+    <w:p>
+      <w:pPr>
+        <w:pStyle w:val="BodyText"/>
+      </w:pPr>
+      <w:r>
+        <w:t xml:space="preserve">노아: 그럼 변호사가 필요하네.</w:t>
+      </w:r>
+    </w:p>
+    <w:p>
+      <w:pPr>
+        <w:pStyle w:val="BodyText"/>
+      </w:pPr>
+      <w:r>
+        <w:t xml:space="preserve">프리야: 무엇보다 먼저. 돈보다, 투자자보다, 냅킨보다 먼저.</w:t>
+      </w:r>
+    </w:p>
+    <w:p>
+      <w:pPr>
+        <w:pStyle w:val="BodyText"/>
+      </w:pPr>
+      <w:r>
+        <w:t xml:space="preserve">노아: 그럼 그거 승낙이야?</w:t>
+      </w:r>
+    </w:p>
+    <w:p>
+      <w:pPr>
+        <w:pStyle w:val="BodyText"/>
+      </w:pPr>
+      <w:r>
+        <w:t xml:space="preserve">프리야:</w:t>
+      </w:r>
+      <w:r>
+        <w:t xml:space="preserve"> </w:t>
+      </w:r>
+      <w:r>
+        <w:t xml:space="preserve">“</w:t>
+      </w:r>
+      <w:r>
+        <w:t xml:space="preserve">아마도</w:t>
+      </w:r>
+      <w:r>
+        <w:t xml:space="preserve">”</w:t>
+      </w:r>
+      <w:r>
+        <w:t xml:space="preserve">야. 솔직히 마음이 반반이야, 노아.</w:t>
+      </w:r>
+    </w:p>
+    <w:p>
+      <w:pPr>
+        <w:pStyle w:val="BodyText"/>
+      </w:pPr>
+      <w:r>
+        <w:t xml:space="preserve">노아: 그럴 만해. 천천히 생각해.</w:t>
+      </w:r>
+    </w:p>
+    <w:bookmarkEnd w:id="35"/>
+    <w:bookmarkStart w:id="36" w:name="마무리-헤어짐-밤-11시-전화-1"/>
+    <w:p>
+      <w:pPr>
+        <w:pStyle w:val="Heading3"/>
+      </w:pPr>
+      <w:r>
+        <w:t xml:space="preserve">마무리 — 헤어짐 → 밤 11시 전화</w:t>
+      </w:r>
+    </w:p>
+    <w:p>
+      <w:pPr>
+        <w:pStyle w:val="FirstParagraph"/>
+      </w:pPr>
+      <w:r>
+        <w:t xml:space="preserve">프리야: 하룻밤 자면서 생각해 볼게. 전화할게.</w:t>
+      </w:r>
+    </w:p>
+    <w:p>
+      <w:pPr>
+        <w:pStyle w:val="BodyText"/>
+      </w:pPr>
+      <w:r>
+        <w:t xml:space="preserve">노아: 알았어. 논문은 오늘 밤 내가 가지고 있어도 돼?</w:t>
+      </w:r>
+    </w:p>
+    <w:p>
+      <w:pPr>
+        <w:pStyle w:val="BodyText"/>
+      </w:pPr>
+      <w:r>
+        <w:t xml:space="preserve">프리야: 너 이미 두 번 읽었잖아.</w:t>
+      </w:r>
+    </w:p>
+    <w:p>
+      <w:pPr>
+        <w:pStyle w:val="BodyText"/>
+      </w:pPr>
+      <w:r>
+        <w:t xml:space="preserve">노아: 그럼 세 번째. 커피는 내가 살게.</w:t>
+      </w:r>
+    </w:p>
+    <w:p>
+      <w:pPr>
+        <w:pStyle w:val="BodyText"/>
+      </w:pPr>
+      <w:r>
+        <w:t xml:space="preserve">프리야: 노아. 밤 11시야. 약속대로 전화했어.</w:t>
+      </w:r>
+    </w:p>
+    <w:p>
+      <w:pPr>
+        <w:pStyle w:val="BodyText"/>
+      </w:pPr>
+      <w:r>
+        <w:t xml:space="preserve">노아: 자면서 생각한다며. 빠르네.</w:t>
+      </w:r>
+    </w:p>
+    <w:p>
+      <w:pPr>
+        <w:pStyle w:val="BodyText"/>
+      </w:pPr>
+      <w:r>
+        <w:t xml:space="preserve">프리야: 안 잤어. 대신 4장을 다시 읽었어.</w:t>
+      </w:r>
+    </w:p>
+    <w:p>
+      <w:pPr>
+        <w:pStyle w:val="BodyText"/>
+      </w:pPr>
+      <w:r>
+        <w:t xml:space="preserve">노아: 그래서?</w:t>
+      </w:r>
+    </w:p>
+    <w:p>
+      <w:pPr>
+        <w:pStyle w:val="BodyText"/>
+      </w:pPr>
+      <w:r>
+        <w:t xml:space="preserve">프리야: 기억보다 괜찮더라. 화학은 탄탄하고, 네 냅킨도 이제야 이해가 돼. 그러니까 할게, 노아. 근데 조건이 두 가지 있어. 그리고 그건 협상 불가야.</w:t>
+      </w:r>
+    </w:p>
+    <w:p>
+      <w:pPr>
+        <w:pStyle w:val="BodyText"/>
+      </w:pPr>
+      <w:r>
+        <w:t xml:space="preserve">노아: 말해 봐.</w:t>
+      </w:r>
+    </w:p>
+    <w:p>
+      <w:pPr>
+        <w:pStyle w:val="BodyText"/>
+      </w:pPr>
+      <w:r>
+        <w:t xml:space="preserve">프리야: 하나. 투자자보다 변호사를 먼저 찾을 것.</w:t>
+      </w:r>
+    </w:p>
+    <w:p>
+      <w:pPr>
+        <w:pStyle w:val="BodyText"/>
+      </w:pPr>
+      <w:r>
+        <w:t xml:space="preserve">노아: 그럴게. 두 번째는?</w:t>
+      </w:r>
+    </w:p>
+    <w:p>
+      <w:pPr>
+        <w:pStyle w:val="BodyText"/>
+      </w:pPr>
+      <w:r>
+        <w:t xml:space="preserve">프리야: 네가 먼저 뛰어내려. 할번 그만둬. 그다음에 내가 비자 문제를 해결해 볼게. 불공평하게 구는 게 아니야, 노아. 네가 정말 진심이라는 걸 알기 전에는 내 집을 걸 수가 없어서 그래.</w:t>
+      </w:r>
+    </w:p>
+    <w:p>
+      <w:pPr>
+        <w:pStyle w:val="BodyText"/>
+      </w:pPr>
+      <w:r>
+        <w:t xml:space="preserve">노아: 그럴 만하네. 월요일에 상사랑 얘기할게.</w:t>
+      </w:r>
+    </w:p>
+    <w:p>
+      <w:pPr>
+        <w:pStyle w:val="BodyText"/>
+      </w:pPr>
+      <w:r>
+        <w:t xml:space="preserve">프리야: 좋아. 그리고 노아? 잠 좀 자. 아직도 몰골이 말이 아니야.</w:t>
+      </w:r>
+    </w:p>
+    <w:bookmarkEnd w:id="36"/>
+    <w:bookmarkEnd w:id="37"/>
+    <w:bookmarkEnd w:id="38"/>
     <w:sectPr/>
   </w:body>
 </w:document>
@@ -3648,583 +3595,8 @@
       </w:pPr>
     </w:lvl>
   </w:abstractNum>
-  <w:abstractNum w:abstractNumId="99411">
-    <w:nsid w:val="A99411"/>
-    <w:multiLevelType w:val="multilevel"/>
-    <w:lvl w:ilvl="0">
-      <w:start w:val="1"/>
-      <w:numFmt w:val="decimal"/>
-      <w:lvlText w:val="%1."/>
-      <w:lvlJc w:val="left"/>
-      <w:pPr>
-        <w:ind w:left="720" w:hanging="480"/>
-      </w:pPr>
-    </w:lvl>
-    <w:lvl w:ilvl="1">
-      <w:start w:val="1"/>
-      <w:numFmt w:val="decimal"/>
-      <w:lvlText w:val="%2."/>
-      <w:lvlJc w:val="left"/>
-      <w:pPr>
-        <w:ind w:left="1440" w:hanging="480"/>
-      </w:pPr>
-    </w:lvl>
-    <w:lvl w:ilvl="2">
-      <w:start w:val="1"/>
-      <w:numFmt w:val="decimal"/>
-      <w:lvlText w:val="%3."/>
-      <w:lvlJc w:val="left"/>
-      <w:pPr>
-        <w:ind w:left="2160" w:hanging="480"/>
-      </w:pPr>
-    </w:lvl>
-    <w:lvl w:ilvl="3">
-      <w:start w:val="1"/>
-      <w:numFmt w:val="decimal"/>
-      <w:lvlText w:val="%4."/>
-      <w:lvlJc w:val="left"/>
-      <w:pPr>
-        <w:ind w:left="2880" w:hanging="480"/>
-      </w:pPr>
-    </w:lvl>
-    <w:lvl w:ilvl="4">
-      <w:start w:val="1"/>
-      <w:numFmt w:val="decimal"/>
-      <w:lvlText w:val="%5."/>
-      <w:lvlJc w:val="left"/>
-      <w:pPr>
-        <w:ind w:left="3600" w:hanging="480"/>
-      </w:pPr>
-    </w:lvl>
-    <w:lvl w:ilvl="5">
-      <w:start w:val="1"/>
-      <w:numFmt w:val="decimal"/>
-      <w:lvlText w:val="%6."/>
-      <w:lvlJc w:val="left"/>
-      <w:pPr>
-        <w:ind w:left="4320" w:hanging="480"/>
-      </w:pPr>
-    </w:lvl>
-    <w:lvl w:ilvl="6">
-      <w:start w:val="1"/>
-      <w:numFmt w:val="decimal"/>
-      <w:lvlText w:val="%7."/>
-      <w:lvlJc w:val="left"/>
-      <w:pPr>
-        <w:ind w:left="5040" w:hanging="480"/>
-      </w:pPr>
-    </w:lvl>
-    <w:lvl w:ilvl="7">
-      <w:start w:val="1"/>
-      <w:numFmt w:val="decimal"/>
-      <w:lvlText w:val="%8."/>
-      <w:lvlJc w:val="left"/>
-      <w:pPr>
-        <w:ind w:left="5760" w:hanging="480"/>
-      </w:pPr>
-    </w:lvl>
-    <w:lvl w:ilvl="8">
-      <w:start w:val="1"/>
-      <w:numFmt w:val="decimal"/>
-      <w:lvlText w:val="%9."/>
-      <w:lvlJc w:val="left"/>
-      <w:pPr>
-        <w:ind w:left="6480" w:hanging="480"/>
-      </w:pPr>
-    </w:lvl>
-  </w:abstractNum>
-  <w:abstractNum w:abstractNumId="994116">
-    <w:nsid w:val="A994116"/>
-    <w:multiLevelType w:val="multilevel"/>
-    <w:lvl w:ilvl="0">
-      <w:start w:val="16"/>
-      <w:numFmt w:val="decimal"/>
-      <w:lvlText w:val="%1."/>
-      <w:lvlJc w:val="left"/>
-      <w:pPr>
-        <w:ind w:left="720" w:hanging="480"/>
-      </w:pPr>
-    </w:lvl>
-    <w:lvl w:ilvl="1">
-      <w:start w:val="16"/>
-      <w:numFmt w:val="decimal"/>
-      <w:lvlText w:val="%2."/>
-      <w:lvlJc w:val="left"/>
-      <w:pPr>
-        <w:ind w:left="1440" w:hanging="480"/>
-      </w:pPr>
-    </w:lvl>
-    <w:lvl w:ilvl="2">
-      <w:start w:val="16"/>
-      <w:numFmt w:val="decimal"/>
-      <w:lvlText w:val="%3."/>
-      <w:lvlJc w:val="left"/>
-      <w:pPr>
-        <w:ind w:left="2160" w:hanging="480"/>
-      </w:pPr>
-    </w:lvl>
-    <w:lvl w:ilvl="3">
-      <w:start w:val="16"/>
-      <w:numFmt w:val="decimal"/>
-      <w:lvlText w:val="%4."/>
-      <w:lvlJc w:val="left"/>
-      <w:pPr>
-        <w:ind w:left="2880" w:hanging="480"/>
-      </w:pPr>
-    </w:lvl>
-    <w:lvl w:ilvl="4">
-      <w:start w:val="16"/>
-      <w:numFmt w:val="decimal"/>
-      <w:lvlText w:val="%5."/>
-      <w:lvlJc w:val="left"/>
-      <w:pPr>
-        <w:ind w:left="3600" w:hanging="480"/>
-      </w:pPr>
-    </w:lvl>
-    <w:lvl w:ilvl="5">
-      <w:start w:val="16"/>
-      <w:numFmt w:val="decimal"/>
-      <w:lvlText w:val="%6."/>
-      <w:lvlJc w:val="left"/>
-      <w:pPr>
-        <w:ind w:left="4320" w:hanging="480"/>
-      </w:pPr>
-    </w:lvl>
-    <w:lvl w:ilvl="6">
-      <w:start w:val="16"/>
-      <w:numFmt w:val="decimal"/>
-      <w:lvlText w:val="%7."/>
-      <w:lvlJc w:val="left"/>
-      <w:pPr>
-        <w:ind w:left="5040" w:hanging="480"/>
-      </w:pPr>
-    </w:lvl>
-    <w:lvl w:ilvl="7">
-      <w:start w:val="16"/>
-      <w:numFmt w:val="decimal"/>
-      <w:lvlText w:val="%8."/>
-      <w:lvlJc w:val="left"/>
-      <w:pPr>
-        <w:ind w:left="5760" w:hanging="480"/>
-      </w:pPr>
-    </w:lvl>
-    <w:lvl w:ilvl="8">
-      <w:start w:val="16"/>
-      <w:numFmt w:val="decimal"/>
-      <w:lvlText w:val="%9."/>
-      <w:lvlJc w:val="left"/>
-      <w:pPr>
-        <w:ind w:left="6480" w:hanging="480"/>
-      </w:pPr>
-    </w:lvl>
-  </w:abstractNum>
-  <w:abstractNum w:abstractNumId="994151">
-    <w:nsid w:val="A994151"/>
-    <w:multiLevelType w:val="multilevel"/>
-    <w:lvl w:ilvl="0">
-      <w:start w:val="51"/>
-      <w:numFmt w:val="decimal"/>
-      <w:lvlText w:val="%1."/>
-      <w:lvlJc w:val="left"/>
-      <w:pPr>
-        <w:ind w:left="720" w:hanging="480"/>
-      </w:pPr>
-    </w:lvl>
-    <w:lvl w:ilvl="1">
-      <w:start w:val="51"/>
-      <w:numFmt w:val="decimal"/>
-      <w:lvlText w:val="%2."/>
-      <w:lvlJc w:val="left"/>
-      <w:pPr>
-        <w:ind w:left="1440" w:hanging="480"/>
-      </w:pPr>
-    </w:lvl>
-    <w:lvl w:ilvl="2">
-      <w:start w:val="51"/>
-      <w:numFmt w:val="decimal"/>
-      <w:lvlText w:val="%3."/>
-      <w:lvlJc w:val="left"/>
-      <w:pPr>
-        <w:ind w:left="2160" w:hanging="480"/>
-      </w:pPr>
-    </w:lvl>
-    <w:lvl w:ilvl="3">
-      <w:start w:val="51"/>
-      <w:numFmt w:val="decimal"/>
-      <w:lvlText w:val="%4."/>
-      <w:lvlJc w:val="left"/>
-      <w:pPr>
-        <w:ind w:left="2880" w:hanging="480"/>
-      </w:pPr>
-    </w:lvl>
-    <w:lvl w:ilvl="4">
-      <w:start w:val="51"/>
-      <w:numFmt w:val="decimal"/>
-      <w:lvlText w:val="%5."/>
-      <w:lvlJc w:val="left"/>
-      <w:pPr>
-        <w:ind w:left="3600" w:hanging="480"/>
-      </w:pPr>
-    </w:lvl>
-    <w:lvl w:ilvl="5">
-      <w:start w:val="51"/>
-      <w:numFmt w:val="decimal"/>
-      <w:lvlText w:val="%6."/>
-      <w:lvlJc w:val="left"/>
-      <w:pPr>
-        <w:ind w:left="4320" w:hanging="480"/>
-      </w:pPr>
-    </w:lvl>
-    <w:lvl w:ilvl="6">
-      <w:start w:val="51"/>
-      <w:numFmt w:val="decimal"/>
-      <w:lvlText w:val="%7."/>
-      <w:lvlJc w:val="left"/>
-      <w:pPr>
-        <w:ind w:left="5040" w:hanging="480"/>
-      </w:pPr>
-    </w:lvl>
-    <w:lvl w:ilvl="7">
-      <w:start w:val="51"/>
-      <w:numFmt w:val="decimal"/>
-      <w:lvlText w:val="%8."/>
-      <w:lvlJc w:val="left"/>
-      <w:pPr>
-        <w:ind w:left="5760" w:hanging="480"/>
-      </w:pPr>
-    </w:lvl>
-    <w:lvl w:ilvl="8">
-      <w:start w:val="51"/>
-      <w:numFmt w:val="decimal"/>
-      <w:lvlText w:val="%9."/>
-      <w:lvlJc w:val="left"/>
-      <w:pPr>
-        <w:ind w:left="6480" w:hanging="480"/>
-      </w:pPr>
-    </w:lvl>
-  </w:abstractNum>
-  <w:abstractNum w:abstractNumId="994181">
-    <w:nsid w:val="A994181"/>
-    <w:multiLevelType w:val="multilevel"/>
-    <w:lvl w:ilvl="0">
-      <w:start w:val="81"/>
-      <w:numFmt w:val="decimal"/>
-      <w:lvlText w:val="%1."/>
-      <w:lvlJc w:val="left"/>
-      <w:pPr>
-        <w:ind w:left="720" w:hanging="480"/>
-      </w:pPr>
-    </w:lvl>
-    <w:lvl w:ilvl="1">
-      <w:start w:val="81"/>
-      <w:numFmt w:val="decimal"/>
-      <w:lvlText w:val="%2."/>
-      <w:lvlJc w:val="left"/>
-      <w:pPr>
-        <w:ind w:left="1440" w:hanging="480"/>
-      </w:pPr>
-    </w:lvl>
-    <w:lvl w:ilvl="2">
-      <w:start w:val="81"/>
-      <w:numFmt w:val="decimal"/>
-      <w:lvlText w:val="%3."/>
-      <w:lvlJc w:val="left"/>
-      <w:pPr>
-        <w:ind w:left="2160" w:hanging="480"/>
-      </w:pPr>
-    </w:lvl>
-    <w:lvl w:ilvl="3">
-      <w:start w:val="81"/>
-      <w:numFmt w:val="decimal"/>
-      <w:lvlText w:val="%4."/>
-      <w:lvlJc w:val="left"/>
-      <w:pPr>
-        <w:ind w:left="2880" w:hanging="480"/>
-      </w:pPr>
-    </w:lvl>
-    <w:lvl w:ilvl="4">
-      <w:start w:val="81"/>
-      <w:numFmt w:val="decimal"/>
-      <w:lvlText w:val="%5."/>
-      <w:lvlJc w:val="left"/>
-      <w:pPr>
-        <w:ind w:left="3600" w:hanging="480"/>
-      </w:pPr>
-    </w:lvl>
-    <w:lvl w:ilvl="5">
-      <w:start w:val="81"/>
-      <w:numFmt w:val="decimal"/>
-      <w:lvlText w:val="%6."/>
-      <w:lvlJc w:val="left"/>
-      <w:pPr>
-        <w:ind w:left="4320" w:hanging="480"/>
-      </w:pPr>
-    </w:lvl>
-    <w:lvl w:ilvl="6">
-      <w:start w:val="81"/>
-      <w:numFmt w:val="decimal"/>
-      <w:lvlText w:val="%7."/>
-      <w:lvlJc w:val="left"/>
-      <w:pPr>
-        <w:ind w:left="5040" w:hanging="480"/>
-      </w:pPr>
-    </w:lvl>
-    <w:lvl w:ilvl="7">
-      <w:start w:val="81"/>
-      <w:numFmt w:val="decimal"/>
-      <w:lvlText w:val="%8."/>
-      <w:lvlJc w:val="left"/>
-      <w:pPr>
-        <w:ind w:left="5760" w:hanging="480"/>
-      </w:pPr>
-    </w:lvl>
-    <w:lvl w:ilvl="8">
-      <w:start w:val="81"/>
-      <w:numFmt w:val="decimal"/>
-      <w:lvlText w:val="%9."/>
-      <w:lvlJc w:val="left"/>
-      <w:pPr>
-        <w:ind w:left="6480" w:hanging="480"/>
-      </w:pPr>
-    </w:lvl>
-  </w:abstractNum>
-  <w:abstractNum w:abstractNumId="9941106">
-    <w:nsid w:val="A9941106"/>
-    <w:multiLevelType w:val="multilevel"/>
-    <w:lvl w:ilvl="0">
-      <w:start w:val="106"/>
-      <w:numFmt w:val="decimal"/>
-      <w:lvlText w:val="%1."/>
-      <w:lvlJc w:val="left"/>
-      <w:pPr>
-        <w:ind w:left="720" w:hanging="480"/>
-      </w:pPr>
-    </w:lvl>
-    <w:lvl w:ilvl="1">
-      <w:start w:val="106"/>
-      <w:numFmt w:val="decimal"/>
-      <w:lvlText w:val="%2."/>
-      <w:lvlJc w:val="left"/>
-      <w:pPr>
-        <w:ind w:left="1440" w:hanging="480"/>
-      </w:pPr>
-    </w:lvl>
-    <w:lvl w:ilvl="2">
-      <w:start w:val="106"/>
-      <w:numFmt w:val="decimal"/>
-      <w:lvlText w:val="%3."/>
-      <w:lvlJc w:val="left"/>
-      <w:pPr>
-        <w:ind w:left="2160" w:hanging="480"/>
-      </w:pPr>
-    </w:lvl>
-    <w:lvl w:ilvl="3">
-      <w:start w:val="106"/>
-      <w:numFmt w:val="decimal"/>
-      <w:lvlText w:val="%4."/>
-      <w:lvlJc w:val="left"/>
-      <w:pPr>
-        <w:ind w:left="2880" w:hanging="480"/>
-      </w:pPr>
-    </w:lvl>
-    <w:lvl w:ilvl="4">
-      <w:start w:val="106"/>
-      <w:numFmt w:val="decimal"/>
-      <w:lvlText w:val="%5."/>
-      <w:lvlJc w:val="left"/>
-      <w:pPr>
-        <w:ind w:left="3600" w:hanging="480"/>
-      </w:pPr>
-    </w:lvl>
-    <w:lvl w:ilvl="5">
-      <w:start w:val="106"/>
-      <w:numFmt w:val="decimal"/>
-      <w:lvlText w:val="%6."/>
-      <w:lvlJc w:val="left"/>
-      <w:pPr>
-        <w:ind w:left="4320" w:hanging="480"/>
-      </w:pPr>
-    </w:lvl>
-    <w:lvl w:ilvl="6">
-      <w:start w:val="106"/>
-      <w:numFmt w:val="decimal"/>
-      <w:lvlText w:val="%7."/>
-      <w:lvlJc w:val="left"/>
-      <w:pPr>
-        <w:ind w:left="5040" w:hanging="480"/>
-      </w:pPr>
-    </w:lvl>
-    <w:lvl w:ilvl="7">
-      <w:start w:val="106"/>
-      <w:numFmt w:val="decimal"/>
-      <w:lvlText w:val="%8."/>
-      <w:lvlJc w:val="left"/>
-      <w:pPr>
-        <w:ind w:left="5760" w:hanging="480"/>
-      </w:pPr>
-    </w:lvl>
-    <w:lvl w:ilvl="8">
-      <w:start w:val="106"/>
-      <w:numFmt w:val="decimal"/>
-      <w:lvlText w:val="%9."/>
-      <w:lvlJc w:val="left"/>
-      <w:pPr>
-        <w:ind w:left="6480" w:hanging="480"/>
-      </w:pPr>
-    </w:lvl>
-  </w:abstractNum>
   <w:num w:numId="1000">
     <w:abstractNumId w:val="990"/>
-  </w:num>
-  <w:num w:numId="1001">
-    <w:abstractNumId w:val="99411"/>
-    <w:lvlOverride w:ilvl="0">
-      <w:startOverride w:val="1"/>
-    </w:lvlOverride>
-    <w:lvlOverride w:ilvl="1">
-      <w:startOverride w:val="1"/>
-    </w:lvlOverride>
-    <w:lvlOverride w:ilvl="2">
-      <w:startOverride w:val="1"/>
-    </w:lvlOverride>
-    <w:lvlOverride w:ilvl="3">
-      <w:startOverride w:val="1"/>
-    </w:lvlOverride>
-    <w:lvlOverride w:ilvl="4">
-      <w:startOverride w:val="1"/>
-    </w:lvlOverride>
-    <w:lvlOverride w:ilvl="5">
-      <w:startOverride w:val="1"/>
-    </w:lvlOverride>
-    <w:lvlOverride w:ilvl="6">
-      <w:startOverride w:val="1"/>
-    </w:lvlOverride>
-    <w:lvlOverride w:ilvl="7">
-      <w:startOverride w:val="1"/>
-    </w:lvlOverride>
-    <w:lvlOverride w:ilvl="8">
-      <w:startOverride w:val="1"/>
-    </w:lvlOverride>
-  </w:num>
-  <w:num w:numId="1002">
-    <w:abstractNumId w:val="994116"/>
-    <w:lvlOverride w:ilvl="0">
-      <w:startOverride w:val="16"/>
-    </w:lvlOverride>
-    <w:lvlOverride w:ilvl="1">
-      <w:startOverride w:val="16"/>
-    </w:lvlOverride>
-    <w:lvlOverride w:ilvl="2">
-      <w:startOverride w:val="16"/>
-    </w:lvlOverride>
-    <w:lvlOverride w:ilvl="3">
-      <w:startOverride w:val="16"/>
-    </w:lvlOverride>
-    <w:lvlOverride w:ilvl="4">
-      <w:startOverride w:val="16"/>
-    </w:lvlOverride>
-    <w:lvlOverride w:ilvl="5">
-      <w:startOverride w:val="16"/>
-    </w:lvlOverride>
-    <w:lvlOverride w:ilvl="6">
-      <w:startOverride w:val="16"/>
-    </w:lvlOverride>
-    <w:lvlOverride w:ilvl="7">
-      <w:startOverride w:val="16"/>
-    </w:lvlOverride>
-    <w:lvlOverride w:ilvl="8">
-      <w:startOverride w:val="16"/>
-    </w:lvlOverride>
-  </w:num>
-  <w:num w:numId="1003">
-    <w:abstractNumId w:val="994151"/>
-    <w:lvlOverride w:ilvl="0">
-      <w:startOverride w:val="51"/>
-    </w:lvlOverride>
-    <w:lvlOverride w:ilvl="1">
-      <w:startOverride w:val="51"/>
-    </w:lvlOverride>
-    <w:lvlOverride w:ilvl="2">
-      <w:startOverride w:val="51"/>
-    </w:lvlOverride>
-    <w:lvlOverride w:ilvl="3">
-      <w:startOverride w:val="51"/>
-    </w:lvlOverride>
-    <w:lvlOverride w:ilvl="4">
-      <w:startOverride w:val="51"/>
-    </w:lvlOverride>
-    <w:lvlOverride w:ilvl="5">
-      <w:startOverride w:val="51"/>
-    </w:lvlOverride>
-    <w:lvlOverride w:ilvl="6">
-      <w:startOverride w:val="51"/>
-    </w:lvlOverride>
-    <w:lvlOverride w:ilvl="7">
-      <w:startOverride w:val="51"/>
-    </w:lvlOverride>
-    <w:lvlOverride w:ilvl="8">
-      <w:startOverride w:val="51"/>
-    </w:lvlOverride>
-  </w:num>
-  <w:num w:numId="1004">
-    <w:abstractNumId w:val="994181"/>
-    <w:lvlOverride w:ilvl="0">
-      <w:startOverride w:val="81"/>
-    </w:lvlOverride>
-    <w:lvlOverride w:ilvl="1">
-      <w:startOverride w:val="81"/>
-    </w:lvlOverride>
-    <w:lvlOverride w:ilvl="2">
-      <w:startOverride w:val="81"/>
-    </w:lvlOverride>
-    <w:lvlOverride w:ilvl="3">
-      <w:startOverride w:val="81"/>
-    </w:lvlOverride>
-    <w:lvlOverride w:ilvl="4">
-      <w:startOverride w:val="81"/>
-    </w:lvlOverride>
-    <w:lvlOverride w:ilvl="5">
-      <w:startOverride w:val="81"/>
-    </w:lvlOverride>
-    <w:lvlOverride w:ilvl="6">
-      <w:startOverride w:val="81"/>
-    </w:lvlOverride>
-    <w:lvlOverride w:ilvl="7">
-      <w:startOverride w:val="81"/>
-    </w:lvlOverride>
-    <w:lvlOverride w:ilvl="8">
-      <w:startOverride w:val="81"/>
-    </w:lvlOverride>
-  </w:num>
-  <w:num w:numId="1005">
-    <w:abstractNumId w:val="9941106"/>
-    <w:lvlOverride w:ilvl="0">
-      <w:startOverride w:val="106"/>
-    </w:lvlOverride>
-    <w:lvlOverride w:ilvl="1">
-      <w:startOverride w:val="106"/>
-    </w:lvlOverride>
-    <w:lvlOverride w:ilvl="2">
-      <w:startOverride w:val="106"/>
-    </w:lvlOverride>
-    <w:lvlOverride w:ilvl="3">
-      <w:startOverride w:val="106"/>
-    </w:lvlOverride>
-    <w:lvlOverride w:ilvl="4">
-      <w:startOverride w:val="106"/>
-    </w:lvlOverride>
-    <w:lvlOverride w:ilvl="5">
-      <w:startOverride w:val="106"/>
-    </w:lvlOverride>
-    <w:lvlOverride w:ilvl="6">
-      <w:startOverride w:val="106"/>
-    </w:lvlOverride>
-    <w:lvlOverride w:ilvl="7">
-      <w:startOverride w:val="106"/>
-    </w:lvlOverride>
-    <w:lvlOverride w:ilvl="8">
-      <w:startOverride w:val="106"/>
-    </w:lvlOverride>
   </w:num>
 </w:numbering>
 </file>
